--- a/de xuat thay doi.docx
+++ b/de xuat thay doi.docx
@@ -4,82 +4,372 @@
   <w:body>
     <w:p>
       <w:pPr>
-        <w:spacing w:before="100" w:beforeAutospacing="1" w:after="100" w:afterAutospacing="1" w:line="240" w:lineRule="auto"/>
-        <w:outlineLvl w:val="1"/>
-        <w:rPr>
-          <w:rFonts w:ascii="Times New Roman" w:eastAsia="Times New Roman" w:hAnsi="Times New Roman" w:cs="Times New Roman"/>
-          <w:b/>
-          <w:bCs/>
-          <w:kern w:val="0"/>
-          <w:sz w:val="36"/>
-          <w:szCs w:val="36"/>
-          <w:lang w:eastAsia="en-AU"/>
-          <w14:ligatures w14:val="none"/>
-        </w:rPr>
-      </w:pPr>
-      <w:r>
-        <w:rPr>
-          <w:rFonts w:ascii="Times New Roman" w:eastAsia="Times New Roman" w:hAnsi="Times New Roman" w:cs="Times New Roman"/>
-          <w:b/>
-          <w:bCs/>
-          <w:kern w:val="0"/>
-          <w:sz w:val="36"/>
-          <w:szCs w:val="36"/>
-          <w:lang w:eastAsia="en-AU"/>
-          <w14:ligatures w14:val="none"/>
-        </w:rPr>
-        <w:t>1. Tình hình hiện tại</w:t>
-      </w:r>
-    </w:p>
-    <w:p>
-      <w:pPr>
-        <w:spacing w:before="100" w:beforeAutospacing="1" w:after="100" w:afterAutospacing="1" w:line="240" w:lineRule="auto"/>
-        <w:rPr>
-          <w:rFonts w:ascii="Times New Roman" w:eastAsia="Times New Roman" w:hAnsi="Times New Roman" w:cs="Times New Roman"/>
-          <w:kern w:val="0"/>
-          <w:lang w:eastAsia="en-AU"/>
-          <w14:ligatures w14:val="none"/>
-        </w:rPr>
-      </w:pPr>
-      <w:r>
-        <w:rPr>
-          <w:rFonts w:ascii="Times New Roman" w:eastAsia="Times New Roman" w:hAnsi="Times New Roman" w:cs="Times New Roman"/>
-          <w:kern w:val="0"/>
-          <w:lang w:eastAsia="en-AU"/>
-          <w14:ligatures w14:val="none"/>
-        </w:rPr>
-        <w:t xml:space="preserve">Dự án </w:t>
-      </w:r>
-      <w:r>
-        <w:rPr>
-          <w:rFonts w:ascii="Times New Roman" w:eastAsia="Times New Roman" w:hAnsi="Times New Roman" w:cs="Times New Roman"/>
-          <w:b/>
-          <w:bCs/>
-          <w:kern w:val="0"/>
-          <w:lang w:eastAsia="en-AU"/>
-          <w14:ligatures w14:val="none"/>
-        </w:rPr>
-        <w:t>malanPOS</w:t>
-      </w:r>
-      <w:r>
-        <w:rPr>
-          <w:rFonts w:ascii="Times New Roman" w:eastAsia="Times New Roman" w:hAnsi="Times New Roman" w:cs="Times New Roman"/>
-          <w:kern w:val="0"/>
-          <w:lang w:eastAsia="en-AU"/>
-          <w14:ligatures w14:val="none"/>
-        </w:rPr>
-        <w:t xml:space="preserve"> đang được xây dựng bằng </w:t>
-      </w:r>
-      <w:r>
-        <w:rPr>
-          <w:rFonts w:ascii="Times New Roman" w:eastAsia="Times New Roman" w:hAnsi="Times New Roman" w:cs="Times New Roman"/>
-          <w:b/>
-          <w:bCs/>
-          <w:kern w:val="0"/>
-          <w:lang w:eastAsia="en-AU"/>
-          <w14:ligatures w14:val="none"/>
-        </w:rPr>
-        <w:t>Next.js (App Router) + Tailwind CSS</w:t>
+        <w:spacing w:after="0" w:line="240" w:lineRule="auto"/>
+        <w:rPr>
+          <w:rFonts w:ascii="Times New Roman" w:eastAsia="Times New Roman" w:hAnsi="Times New Roman" w:cs="Times New Roman"/>
+          <w:kern w:val="0"/>
+          <w:lang w:eastAsia="en-AU"/>
+          <w14:ligatures w14:val="none"/>
+        </w:rPr>
+      </w:pPr>
+    </w:p>
+    <w:p>
+      <w:pPr>
+        <w:spacing w:after="0" w:line="240" w:lineRule="auto"/>
+        <w:rPr>
+          <w:rFonts w:ascii="Times New Roman" w:eastAsia="Times New Roman" w:hAnsi="Times New Roman" w:cs="Times New Roman"/>
+          <w:b/>
+          <w:bCs/>
+          <w:kern w:val="0"/>
+          <w:lang w:eastAsia="en-AU"/>
+          <w14:ligatures w14:val="none"/>
+        </w:rPr>
+      </w:pPr>
+      <w:r>
+        <w:rPr>
+          <w:rFonts w:ascii="Times New Roman" w:eastAsia="Times New Roman" w:hAnsi="Times New Roman" w:cs="Times New Roman"/>
+          <w:b/>
+          <w:bCs/>
+          <w:kern w:val="0"/>
+          <w:lang w:eastAsia="en-AU"/>
+          <w14:ligatures w14:val="none"/>
+        </w:rPr>
+        <w:t>mix pattern cho malanPOS</w:t>
+      </w:r>
+    </w:p>
+    <w:p>
+      <w:pPr>
+        <w:numPr>
+          <w:ilvl w:val="0"/>
+          <w:numId w:val="21"/>
+        </w:numPr>
+        <w:spacing w:after="0" w:line="240" w:lineRule="auto"/>
+        <w:rPr>
+          <w:rFonts w:ascii="Times New Roman" w:eastAsia="Times New Roman" w:hAnsi="Times New Roman" w:cs="Times New Roman"/>
+          <w:kern w:val="0"/>
+          <w:lang w:eastAsia="en-AU"/>
+          <w14:ligatures w14:val="none"/>
+        </w:rPr>
+      </w:pPr>
+      <w:r>
+        <w:rPr>
+          <w:rFonts w:ascii="Times New Roman" w:eastAsia="Times New Roman" w:hAnsi="Times New Roman" w:cs="Times New Roman"/>
+          <w:b/>
+          <w:bCs/>
+          <w:kern w:val="0"/>
+          <w:lang w:eastAsia="en-AU"/>
+          <w14:ligatures w14:val="none"/>
+        </w:rPr>
+        <w:t>Bố cục chính</w:t>
+      </w:r>
+      <w:r>
+        <w:rPr>
+          <w:rFonts w:ascii="Times New Roman" w:eastAsia="Times New Roman" w:hAnsi="Times New Roman" w:cs="Times New Roman"/>
+          <w:kern w:val="0"/>
+          <w:lang w:eastAsia="en-AU"/>
+          <w14:ligatures w14:val="none"/>
+        </w:rPr>
+        <w:t xml:space="preserve"> → lấy từ </w:t>
+      </w:r>
+      <w:r>
+        <w:rPr>
+          <w:rFonts w:ascii="Times New Roman" w:eastAsia="Times New Roman" w:hAnsi="Times New Roman" w:cs="Times New Roman"/>
+          <w:b/>
+          <w:bCs/>
+          <w:kern w:val="0"/>
+          <w:lang w:eastAsia="en-AU"/>
+          <w14:ligatures w14:val="none"/>
+        </w:rPr>
+        <w:t>Square POS</w:t>
+      </w:r>
+    </w:p>
+    <w:p>
+      <w:pPr>
+        <w:numPr>
+          <w:ilvl w:val="1"/>
+          <w:numId w:val="21"/>
+        </w:numPr>
+        <w:spacing w:after="0" w:line="240" w:lineRule="auto"/>
+        <w:rPr>
+          <w:rFonts w:ascii="Times New Roman" w:eastAsia="Times New Roman" w:hAnsi="Times New Roman" w:cs="Times New Roman"/>
+          <w:kern w:val="0"/>
+          <w:lang w:eastAsia="en-AU"/>
+          <w14:ligatures w14:val="none"/>
+        </w:rPr>
+      </w:pPr>
+      <w:r>
+        <w:rPr>
+          <w:rFonts w:ascii="Times New Roman" w:eastAsia="Times New Roman" w:hAnsi="Times New Roman" w:cs="Times New Roman"/>
+          <w:kern w:val="0"/>
+          <w:lang w:eastAsia="en-AU"/>
+          <w14:ligatures w14:val="none"/>
+        </w:rPr>
+        <w:t xml:space="preserve">Màn hình chia </w:t>
+      </w:r>
+      <w:r>
+        <w:rPr>
+          <w:rFonts w:ascii="Times New Roman" w:eastAsia="Times New Roman" w:hAnsi="Times New Roman" w:cs="Times New Roman"/>
+          <w:b/>
+          <w:bCs/>
+          <w:kern w:val="0"/>
+          <w:lang w:eastAsia="en-AU"/>
+          <w14:ligatures w14:val="none"/>
+        </w:rPr>
+        <w:t>2 cột rõ ràng</w:t>
+      </w:r>
+      <w:r>
+        <w:rPr>
+          <w:rFonts w:ascii="Times New Roman" w:eastAsia="Times New Roman" w:hAnsi="Times New Roman" w:cs="Times New Roman"/>
+          <w:kern w:val="0"/>
+          <w:lang w:eastAsia="en-AU"/>
+          <w14:ligatures w14:val="none"/>
+        </w:rPr>
+        <w:t>:</w:t>
+      </w:r>
+    </w:p>
+    <w:p>
+      <w:pPr>
+        <w:numPr>
+          <w:ilvl w:val="2"/>
+          <w:numId w:val="21"/>
+        </w:numPr>
+        <w:spacing w:after="0" w:line="240" w:lineRule="auto"/>
+        <w:rPr>
+          <w:rFonts w:ascii="Times New Roman" w:eastAsia="Times New Roman" w:hAnsi="Times New Roman" w:cs="Times New Roman"/>
+          <w:kern w:val="0"/>
+          <w:lang w:eastAsia="en-AU"/>
+          <w14:ligatures w14:val="none"/>
+        </w:rPr>
+      </w:pPr>
+      <w:r>
+        <w:rPr>
+          <w:rFonts w:ascii="Times New Roman" w:eastAsia="Times New Roman" w:hAnsi="Times New Roman" w:cs="Times New Roman"/>
+          <w:b/>
+          <w:bCs/>
+          <w:kern w:val="0"/>
+          <w:lang w:eastAsia="en-AU"/>
+          <w14:ligatures w14:val="none"/>
+        </w:rPr>
+        <w:t>Bên trái</w:t>
+      </w:r>
+      <w:r>
+        <w:rPr>
+          <w:rFonts w:ascii="Times New Roman" w:eastAsia="Times New Roman" w:hAnsi="Times New Roman" w:cs="Times New Roman"/>
+          <w:kern w:val="0"/>
+          <w:lang w:eastAsia="en-AU"/>
+          <w14:ligatures w14:val="none"/>
+        </w:rPr>
+        <w:t>: sản phẩm dạng grid (màu sắc category + icon).</w:t>
+      </w:r>
+    </w:p>
+    <w:p>
+      <w:pPr>
+        <w:numPr>
+          <w:ilvl w:val="2"/>
+          <w:numId w:val="21"/>
+        </w:numPr>
+        <w:spacing w:after="0" w:line="240" w:lineRule="auto"/>
+        <w:rPr>
+          <w:rFonts w:ascii="Times New Roman" w:eastAsia="Times New Roman" w:hAnsi="Times New Roman" w:cs="Times New Roman"/>
+          <w:kern w:val="0"/>
+          <w:lang w:eastAsia="en-AU"/>
+          <w14:ligatures w14:val="none"/>
+        </w:rPr>
+      </w:pPr>
+      <w:r>
+        <w:rPr>
+          <w:rFonts w:ascii="Times New Roman" w:eastAsia="Times New Roman" w:hAnsi="Times New Roman" w:cs="Times New Roman"/>
+          <w:b/>
+          <w:bCs/>
+          <w:kern w:val="0"/>
+          <w:lang w:eastAsia="en-AU"/>
+          <w14:ligatures w14:val="none"/>
+        </w:rPr>
+        <w:t>Bên phải</w:t>
+      </w:r>
+      <w:r>
+        <w:rPr>
+          <w:rFonts w:ascii="Times New Roman" w:eastAsia="Times New Roman" w:hAnsi="Times New Roman" w:cs="Times New Roman"/>
+          <w:kern w:val="0"/>
+          <w:lang w:eastAsia="en-AU"/>
+          <w14:ligatures w14:val="none"/>
+        </w:rPr>
+        <w:t>: order list + thanh toán.</w:t>
+      </w:r>
+    </w:p>
+    <w:p>
+      <w:pPr>
+        <w:numPr>
+          <w:ilvl w:val="0"/>
+          <w:numId w:val="21"/>
+        </w:numPr>
+        <w:spacing w:after="0" w:line="240" w:lineRule="auto"/>
+        <w:rPr>
+          <w:rFonts w:ascii="Times New Roman" w:eastAsia="Times New Roman" w:hAnsi="Times New Roman" w:cs="Times New Roman"/>
+          <w:kern w:val="0"/>
+          <w:lang w:eastAsia="en-AU"/>
+          <w14:ligatures w14:val="none"/>
+        </w:rPr>
+      </w:pPr>
+      <w:r>
+        <w:rPr>
+          <w:rFonts w:ascii="Times New Roman" w:eastAsia="Times New Roman" w:hAnsi="Times New Roman" w:cs="Times New Roman"/>
+          <w:b/>
+          <w:bCs/>
+          <w:kern w:val="0"/>
+          <w:lang w:eastAsia="en-AU"/>
+          <w14:ligatures w14:val="none"/>
+        </w:rPr>
+        <w:t>Dark mode &amp; quick add</w:t>
+      </w:r>
+      <w:r>
+        <w:rPr>
+          <w:rFonts w:ascii="Times New Roman" w:eastAsia="Times New Roman" w:hAnsi="Times New Roman" w:cs="Times New Roman"/>
+          <w:kern w:val="0"/>
+          <w:lang w:eastAsia="en-AU"/>
+          <w14:ligatures w14:val="none"/>
+        </w:rPr>
+        <w:t xml:space="preserve"> → lấy từ </w:t>
+      </w:r>
+      <w:r>
+        <w:rPr>
+          <w:rFonts w:ascii="Times New Roman" w:eastAsia="Times New Roman" w:hAnsi="Times New Roman" w:cs="Times New Roman"/>
+          <w:b/>
+          <w:bCs/>
+          <w:kern w:val="0"/>
+          <w:lang w:eastAsia="en-AU"/>
+          <w14:ligatures w14:val="none"/>
+        </w:rPr>
+        <w:t>Toast POS</w:t>
+      </w:r>
+    </w:p>
+    <w:p>
+      <w:pPr>
+        <w:numPr>
+          <w:ilvl w:val="1"/>
+          <w:numId w:val="21"/>
+        </w:numPr>
+        <w:spacing w:after="0" w:line="240" w:lineRule="auto"/>
+        <w:rPr>
+          <w:rFonts w:ascii="Times New Roman" w:eastAsia="Times New Roman" w:hAnsi="Times New Roman" w:cs="Times New Roman"/>
+          <w:kern w:val="0"/>
+          <w:lang w:eastAsia="en-AU"/>
+          <w14:ligatures w14:val="none"/>
+        </w:rPr>
+      </w:pPr>
+      <w:r>
+        <w:rPr>
+          <w:rFonts w:ascii="Times New Roman" w:eastAsia="Times New Roman" w:hAnsi="Times New Roman" w:cs="Times New Roman"/>
+          <w:kern w:val="0"/>
+          <w:lang w:eastAsia="en-AU"/>
+          <w14:ligatures w14:val="none"/>
+        </w:rPr>
+        <w:t>Cho phép chuyển theme sáng/tối tùy môi trường.</w:t>
+      </w:r>
+    </w:p>
+    <w:p>
+      <w:pPr>
+        <w:numPr>
+          <w:ilvl w:val="1"/>
+          <w:numId w:val="21"/>
+        </w:numPr>
+        <w:spacing w:after="0" w:line="240" w:lineRule="auto"/>
+        <w:rPr>
+          <w:rFonts w:ascii="Times New Roman" w:eastAsia="Times New Roman" w:hAnsi="Times New Roman" w:cs="Times New Roman"/>
+          <w:kern w:val="0"/>
+          <w:lang w:eastAsia="en-AU"/>
+          <w14:ligatures w14:val="none"/>
+        </w:rPr>
+      </w:pPr>
+      <w:r>
+        <w:rPr>
+          <w:rFonts w:ascii="Times New Roman" w:eastAsia="Times New Roman" w:hAnsi="Times New Roman" w:cs="Times New Roman"/>
+          <w:kern w:val="0"/>
+          <w:lang w:eastAsia="en-AU"/>
+          <w14:ligatures w14:val="none"/>
+        </w:rPr>
+        <w:t>Có “Quick Add” cho món bán chạy (1 click thêm vào order).</w:t>
+      </w:r>
+    </w:p>
+    <w:p>
+      <w:pPr>
+        <w:numPr>
+          <w:ilvl w:val="0"/>
+          <w:numId w:val="21"/>
+        </w:numPr>
+        <w:spacing w:after="0" w:line="240" w:lineRule="auto"/>
+        <w:rPr>
+          <w:rFonts w:ascii="Times New Roman" w:eastAsia="Times New Roman" w:hAnsi="Times New Roman" w:cs="Times New Roman"/>
+          <w:kern w:val="0"/>
+          <w:lang w:eastAsia="en-AU"/>
+          <w14:ligatures w14:val="none"/>
+        </w:rPr>
+      </w:pPr>
+      <w:r>
+        <w:rPr>
+          <w:rFonts w:ascii="Times New Roman" w:eastAsia="Times New Roman" w:hAnsi="Times New Roman" w:cs="Times New Roman"/>
+          <w:b/>
+          <w:bCs/>
+          <w:kern w:val="0"/>
+          <w:lang w:eastAsia="en-AU"/>
+          <w14:ligatures w14:val="none"/>
+        </w:rPr>
+        <w:t>Dashboard mini</w:t>
+      </w:r>
+      <w:r>
+        <w:rPr>
+          <w:rFonts w:ascii="Times New Roman" w:eastAsia="Times New Roman" w:hAnsi="Times New Roman" w:cs="Times New Roman"/>
+          <w:kern w:val="0"/>
+          <w:lang w:eastAsia="en-AU"/>
+          <w14:ligatures w14:val="none"/>
+        </w:rPr>
+        <w:t xml:space="preserve"> → lấy từ </w:t>
+      </w:r>
+      <w:r>
+        <w:rPr>
+          <w:rFonts w:ascii="Times New Roman" w:eastAsia="Times New Roman" w:hAnsi="Times New Roman" w:cs="Times New Roman"/>
+          <w:b/>
+          <w:bCs/>
+          <w:kern w:val="0"/>
+          <w:lang w:eastAsia="en-AU"/>
+          <w14:ligatures w14:val="none"/>
+        </w:rPr>
+        <w:t>Lightspeed POS</w:t>
+      </w:r>
+    </w:p>
+    <w:p>
+      <w:pPr>
+        <w:numPr>
+          <w:ilvl w:val="1"/>
+          <w:numId w:val="21"/>
+        </w:numPr>
+        <w:spacing w:after="0" w:line="240" w:lineRule="auto"/>
+        <w:rPr>
+          <w:rFonts w:ascii="Times New Roman" w:eastAsia="Times New Roman" w:hAnsi="Times New Roman" w:cs="Times New Roman"/>
+          <w:kern w:val="0"/>
+          <w:lang w:eastAsia="en-AU"/>
+          <w14:ligatures w14:val="none"/>
+        </w:rPr>
+      </w:pPr>
+      <w:r>
+        <w:rPr>
+          <w:rFonts w:ascii="Times New Roman" w:eastAsia="Times New Roman" w:hAnsi="Times New Roman" w:cs="Times New Roman"/>
+          <w:kern w:val="0"/>
+          <w:lang w:eastAsia="en-AU"/>
+          <w14:ligatures w14:val="none"/>
+        </w:rPr>
+        <w:t xml:space="preserve">Ngay trên POSPage có thể xem nhanh </w:t>
+      </w:r>
+      <w:r>
+        <w:rPr>
+          <w:rFonts w:ascii="Times New Roman" w:eastAsia="Times New Roman" w:hAnsi="Times New Roman" w:cs="Times New Roman"/>
+          <w:b/>
+          <w:bCs/>
+          <w:kern w:val="0"/>
+          <w:lang w:eastAsia="en-AU"/>
+          <w14:ligatures w14:val="none"/>
+        </w:rPr>
+        <w:t>doanh thu hôm nay, số đơn, món sắp hết hàng</w:t>
       </w:r>
       <w:r>
         <w:rPr>
@@ -90,469 +380,103 @@
         </w:rPr>
         <w:t>.</w:t>
       </w:r>
-      <w:r>
-        <w:rPr>
-          <w:rFonts w:ascii="Times New Roman" w:eastAsia="Times New Roman" w:hAnsi="Times New Roman" w:cs="Times New Roman"/>
-          <w:kern w:val="0"/>
-          <w:lang w:eastAsia="en-AU"/>
-          <w14:ligatures w14:val="none"/>
-        </w:rPr>
-        <w:br/>
-        <w:t>Module chia khá rõ ràng:</w:t>
-      </w:r>
     </w:p>
     <w:p>
       <w:pPr>
         <w:numPr>
           <w:ilvl w:val="0"/>
-          <w:numId w:val="1"/>
-        </w:numPr>
-        <w:spacing w:before="100" w:beforeAutospacing="1" w:after="100" w:afterAutospacing="1" w:line="240" w:lineRule="auto"/>
-        <w:rPr>
-          <w:rFonts w:ascii="Times New Roman" w:eastAsia="Times New Roman" w:hAnsi="Times New Roman" w:cs="Times New Roman"/>
-          <w:kern w:val="0"/>
-          <w:lang w:eastAsia="en-AU"/>
-          <w14:ligatures w14:val="none"/>
-        </w:rPr>
-      </w:pPr>
-      <w:r>
-        <w:rPr>
-          <w:rFonts w:ascii="Times New Roman" w:eastAsia="Times New Roman" w:hAnsi="Times New Roman" w:cs="Times New Roman"/>
-          <w:b/>
-          <w:bCs/>
-          <w:kern w:val="0"/>
-          <w:lang w:eastAsia="en-AU"/>
-          <w14:ligatures w14:val="none"/>
-        </w:rPr>
-        <w:t>POS</w:t>
-      </w:r>
-      <w:r>
-        <w:rPr>
-          <w:rFonts w:ascii="Times New Roman" w:eastAsia="Times New Roman" w:hAnsi="Times New Roman" w:cs="Times New Roman"/>
-          <w:kern w:val="0"/>
-          <w:lang w:eastAsia="en-AU"/>
-          <w14:ligatures w14:val="none"/>
-        </w:rPr>
-        <w:t xml:space="preserve"> (</w:t>
-      </w:r>
-      <w:r>
-        <w:rPr>
-          <w:rFonts w:ascii="Courier New" w:eastAsia="Times New Roman" w:hAnsi="Courier New" w:cs="Courier New"/>
-          <w:kern w:val="0"/>
-          <w:sz w:val="20"/>
-          <w:szCs w:val="20"/>
-          <w:lang w:eastAsia="en-AU"/>
-          <w14:ligatures w14:val="none"/>
-        </w:rPr>
-        <w:t>/src/app/pos</w:t>
-      </w:r>
-      <w:r>
-        <w:rPr>
-          <w:rFonts w:ascii="Times New Roman" w:eastAsia="Times New Roman" w:hAnsi="Times New Roman" w:cs="Times New Roman"/>
-          <w:kern w:val="0"/>
-          <w:lang w:eastAsia="en-AU"/>
-          <w14:ligatures w14:val="none"/>
-        </w:rPr>
-        <w:t>) → Màn hình bán hàng chính.</w:t>
+          <w:numId w:val="21"/>
+        </w:numPr>
+        <w:spacing w:after="0" w:line="240" w:lineRule="auto"/>
+        <w:rPr>
+          <w:rFonts w:ascii="Times New Roman" w:eastAsia="Times New Roman" w:hAnsi="Times New Roman" w:cs="Times New Roman"/>
+          <w:kern w:val="0"/>
+          <w:lang w:eastAsia="en-AU"/>
+          <w14:ligatures w14:val="none"/>
+        </w:rPr>
+      </w:pPr>
+      <w:r>
+        <w:rPr>
+          <w:rFonts w:ascii="Times New Roman" w:eastAsia="Times New Roman" w:hAnsi="Times New Roman" w:cs="Times New Roman"/>
+          <w:b/>
+          <w:bCs/>
+          <w:kern w:val="0"/>
+          <w:lang w:eastAsia="en-AU"/>
+          <w14:ligatures w14:val="none"/>
+        </w:rPr>
+        <w:t>Luồng mobile mượt</w:t>
+      </w:r>
+      <w:r>
+        <w:rPr>
+          <w:rFonts w:ascii="Times New Roman" w:eastAsia="Times New Roman" w:hAnsi="Times New Roman" w:cs="Times New Roman"/>
+          <w:kern w:val="0"/>
+          <w:lang w:eastAsia="en-AU"/>
+          <w14:ligatures w14:val="none"/>
+        </w:rPr>
+        <w:t xml:space="preserve"> → lấy từ </w:t>
+      </w:r>
+      <w:r>
+        <w:rPr>
+          <w:rFonts w:ascii="Times New Roman" w:eastAsia="Times New Roman" w:hAnsi="Times New Roman" w:cs="Times New Roman"/>
+          <w:b/>
+          <w:bCs/>
+          <w:kern w:val="0"/>
+          <w:lang w:eastAsia="en-AU"/>
+          <w14:ligatures w14:val="none"/>
+        </w:rPr>
+        <w:t>Shopify POS</w:t>
+      </w:r>
+    </w:p>
+    <w:p>
+      <w:pPr>
+        <w:numPr>
+          <w:ilvl w:val="1"/>
+          <w:numId w:val="21"/>
+        </w:numPr>
+        <w:spacing w:after="0" w:line="240" w:lineRule="auto"/>
+        <w:rPr>
+          <w:rFonts w:ascii="Times New Roman" w:eastAsia="Times New Roman" w:hAnsi="Times New Roman" w:cs="Times New Roman"/>
+          <w:kern w:val="0"/>
+          <w:lang w:eastAsia="en-AU"/>
+          <w14:ligatures w14:val="none"/>
+        </w:rPr>
+      </w:pPr>
+      <w:r>
+        <w:rPr>
+          <w:rFonts w:ascii="Times New Roman" w:eastAsia="Times New Roman" w:hAnsi="Times New Roman" w:cs="Times New Roman"/>
+          <w:kern w:val="0"/>
+          <w:lang w:eastAsia="en-AU"/>
+          <w14:ligatures w14:val="none"/>
+        </w:rPr>
+        <w:t xml:space="preserve">Trên mobile, modal thanh toán hiển thị dạng </w:t>
+      </w:r>
+      <w:r>
+        <w:rPr>
+          <w:rFonts w:ascii="Times New Roman" w:eastAsia="Times New Roman" w:hAnsi="Times New Roman" w:cs="Times New Roman"/>
+          <w:b/>
+          <w:bCs/>
+          <w:kern w:val="0"/>
+          <w:lang w:eastAsia="en-AU"/>
+          <w14:ligatures w14:val="none"/>
+        </w:rPr>
+        <w:t>bottom sheet</w:t>
+      </w:r>
+      <w:r>
+        <w:rPr>
+          <w:rFonts w:ascii="Times New Roman" w:eastAsia="Times New Roman" w:hAnsi="Times New Roman" w:cs="Times New Roman"/>
+          <w:kern w:val="0"/>
+          <w:lang w:eastAsia="en-AU"/>
+          <w14:ligatures w14:val="none"/>
+        </w:rPr>
+        <w:t>, không che hết nội dung.</w:t>
       </w:r>
     </w:p>
     <w:p>
       <w:pPr>
         <w:numPr>
           <w:ilvl w:val="0"/>
-          <w:numId w:val="1"/>
-        </w:numPr>
-        <w:spacing w:before="100" w:beforeAutospacing="1" w:after="100" w:afterAutospacing="1" w:line="240" w:lineRule="auto"/>
-        <w:rPr>
-          <w:rFonts w:ascii="Times New Roman" w:eastAsia="Times New Roman" w:hAnsi="Times New Roman" w:cs="Times New Roman"/>
-          <w:kern w:val="0"/>
-          <w:lang w:eastAsia="en-AU"/>
-          <w14:ligatures w14:val="none"/>
-        </w:rPr>
-      </w:pPr>
-      <w:r>
-        <w:rPr>
-          <w:rFonts w:ascii="Times New Roman" w:eastAsia="Times New Roman" w:hAnsi="Times New Roman" w:cs="Times New Roman"/>
-          <w:b/>
-          <w:bCs/>
-          <w:kern w:val="0"/>
-          <w:lang w:eastAsia="en-AU"/>
-          <w14:ligatures w14:val="none"/>
-        </w:rPr>
-        <w:t>Admin</w:t>
-      </w:r>
-      <w:r>
-        <w:rPr>
-          <w:rFonts w:ascii="Times New Roman" w:eastAsia="Times New Roman" w:hAnsi="Times New Roman" w:cs="Times New Roman"/>
-          <w:kern w:val="0"/>
-          <w:lang w:eastAsia="en-AU"/>
-          <w14:ligatures w14:val="none"/>
-        </w:rPr>
-        <w:t xml:space="preserve"> (</w:t>
-      </w:r>
-      <w:r>
-        <w:rPr>
-          <w:rFonts w:ascii="Courier New" w:eastAsia="Times New Roman" w:hAnsi="Courier New" w:cs="Courier New"/>
-          <w:kern w:val="0"/>
-          <w:sz w:val="20"/>
-          <w:szCs w:val="20"/>
-          <w:lang w:eastAsia="en-AU"/>
-          <w14:ligatures w14:val="none"/>
-        </w:rPr>
-        <w:t>/src/app/admin</w:t>
-      </w:r>
-      <w:r>
-        <w:rPr>
-          <w:rFonts w:ascii="Times New Roman" w:eastAsia="Times New Roman" w:hAnsi="Times New Roman" w:cs="Times New Roman"/>
-          <w:kern w:val="0"/>
-          <w:lang w:eastAsia="en-AU"/>
-          <w14:ligatures w14:val="none"/>
-        </w:rPr>
-        <w:t>) → Quản lý sản phẩm, kho, đơn hàng, báo cáo.</w:t>
-      </w:r>
-    </w:p>
-    <w:p>
-      <w:pPr>
-        <w:numPr>
-          <w:ilvl w:val="0"/>
-          <w:numId w:val="1"/>
-        </w:numPr>
-        <w:spacing w:before="100" w:beforeAutospacing="1" w:after="100" w:afterAutospacing="1" w:line="240" w:lineRule="auto"/>
-        <w:rPr>
-          <w:rFonts w:ascii="Times New Roman" w:eastAsia="Times New Roman" w:hAnsi="Times New Roman" w:cs="Times New Roman"/>
-          <w:kern w:val="0"/>
-          <w:lang w:eastAsia="en-AU"/>
-          <w14:ligatures w14:val="none"/>
-        </w:rPr>
-      </w:pPr>
-      <w:r>
-        <w:rPr>
-          <w:rFonts w:ascii="Times New Roman" w:eastAsia="Times New Roman" w:hAnsi="Times New Roman" w:cs="Times New Roman"/>
-          <w:b/>
-          <w:bCs/>
-          <w:kern w:val="0"/>
-          <w:lang w:eastAsia="en-AU"/>
-          <w14:ligatures w14:val="none"/>
-        </w:rPr>
-        <w:t>Order</w:t>
-      </w:r>
-      <w:r>
-        <w:rPr>
-          <w:rFonts w:ascii="Times New Roman" w:eastAsia="Times New Roman" w:hAnsi="Times New Roman" w:cs="Times New Roman"/>
-          <w:kern w:val="0"/>
-          <w:lang w:eastAsia="en-AU"/>
-          <w14:ligatures w14:val="none"/>
-        </w:rPr>
-        <w:t xml:space="preserve"> (</w:t>
-      </w:r>
-      <w:r>
-        <w:rPr>
-          <w:rFonts w:ascii="Courier New" w:eastAsia="Times New Roman" w:hAnsi="Courier New" w:cs="Courier New"/>
-          <w:kern w:val="0"/>
-          <w:sz w:val="20"/>
-          <w:szCs w:val="20"/>
-          <w:lang w:eastAsia="en-AU"/>
-          <w14:ligatures w14:val="none"/>
-        </w:rPr>
-        <w:t>/src/app/order</w:t>
-      </w:r>
-      <w:r>
-        <w:rPr>
-          <w:rFonts w:ascii="Times New Roman" w:eastAsia="Times New Roman" w:hAnsi="Times New Roman" w:cs="Times New Roman"/>
-          <w:kern w:val="0"/>
-          <w:lang w:eastAsia="en-AU"/>
-          <w14:ligatures w14:val="none"/>
-        </w:rPr>
-        <w:t>) → Danh sách đơn hàng.</w:t>
-      </w:r>
-    </w:p>
-    <w:p>
-      <w:pPr>
-        <w:numPr>
-          <w:ilvl w:val="0"/>
-          <w:numId w:val="1"/>
-        </w:numPr>
-        <w:spacing w:before="100" w:beforeAutospacing="1" w:after="100" w:afterAutospacing="1" w:line="240" w:lineRule="auto"/>
-        <w:rPr>
-          <w:rFonts w:ascii="Times New Roman" w:eastAsia="Times New Roman" w:hAnsi="Times New Roman" w:cs="Times New Roman"/>
-          <w:kern w:val="0"/>
-          <w:lang w:eastAsia="en-AU"/>
-          <w14:ligatures w14:val="none"/>
-        </w:rPr>
-      </w:pPr>
-      <w:r>
-        <w:rPr>
-          <w:rFonts w:ascii="Times New Roman" w:eastAsia="Times New Roman" w:hAnsi="Times New Roman" w:cs="Times New Roman"/>
-          <w:b/>
-          <w:bCs/>
-          <w:kern w:val="0"/>
-          <w:lang w:eastAsia="en-AU"/>
-          <w14:ligatures w14:val="none"/>
-        </w:rPr>
-        <w:t>Components</w:t>
-      </w:r>
-      <w:r>
-        <w:rPr>
-          <w:rFonts w:ascii="Times New Roman" w:eastAsia="Times New Roman" w:hAnsi="Times New Roman" w:cs="Times New Roman"/>
-          <w:kern w:val="0"/>
-          <w:lang w:eastAsia="en-AU"/>
-          <w14:ligatures w14:val="none"/>
-        </w:rPr>
-        <w:t xml:space="preserve"> tách theo module (</w:t>
-      </w:r>
-      <w:r>
-        <w:rPr>
-          <w:rFonts w:ascii="Courier New" w:eastAsia="Times New Roman" w:hAnsi="Courier New" w:cs="Courier New"/>
-          <w:kern w:val="0"/>
-          <w:sz w:val="20"/>
-          <w:szCs w:val="20"/>
-          <w:lang w:eastAsia="en-AU"/>
-          <w14:ligatures w14:val="none"/>
-        </w:rPr>
-        <w:t>admin</w:t>
-      </w:r>
-      <w:r>
-        <w:rPr>
-          <w:rFonts w:ascii="Times New Roman" w:eastAsia="Times New Roman" w:hAnsi="Times New Roman" w:cs="Times New Roman"/>
-          <w:kern w:val="0"/>
-          <w:lang w:eastAsia="en-AU"/>
-          <w14:ligatures w14:val="none"/>
-        </w:rPr>
-        <w:t xml:space="preserve">, </w:t>
-      </w:r>
-      <w:r>
-        <w:rPr>
-          <w:rFonts w:ascii="Courier New" w:eastAsia="Times New Roman" w:hAnsi="Courier New" w:cs="Courier New"/>
-          <w:kern w:val="0"/>
-          <w:sz w:val="20"/>
-          <w:szCs w:val="20"/>
-          <w:lang w:eastAsia="en-AU"/>
-          <w14:ligatures w14:val="none"/>
-        </w:rPr>
-        <w:t>order</w:t>
-      </w:r>
-      <w:r>
-        <w:rPr>
-          <w:rFonts w:ascii="Times New Roman" w:eastAsia="Times New Roman" w:hAnsi="Times New Roman" w:cs="Times New Roman"/>
-          <w:kern w:val="0"/>
-          <w:lang w:eastAsia="en-AU"/>
-          <w14:ligatures w14:val="none"/>
-        </w:rPr>
-        <w:t xml:space="preserve">, </w:t>
-      </w:r>
-      <w:r>
-        <w:rPr>
-          <w:rFonts w:ascii="Courier New" w:eastAsia="Times New Roman" w:hAnsi="Courier New" w:cs="Courier New"/>
-          <w:kern w:val="0"/>
-          <w:sz w:val="20"/>
-          <w:szCs w:val="20"/>
-          <w:lang w:eastAsia="en-AU"/>
-          <w14:ligatures w14:val="none"/>
-        </w:rPr>
-        <w:t>pos</w:t>
-      </w:r>
-      <w:r>
-        <w:rPr>
-          <w:rFonts w:ascii="Times New Roman" w:eastAsia="Times New Roman" w:hAnsi="Times New Roman" w:cs="Times New Roman"/>
-          <w:kern w:val="0"/>
-          <w:lang w:eastAsia="en-AU"/>
-          <w14:ligatures w14:val="none"/>
-        </w:rPr>
-        <w:t xml:space="preserve">, </w:t>
-      </w:r>
-      <w:r>
-        <w:rPr>
-          <w:rFonts w:ascii="Courier New" w:eastAsia="Times New Roman" w:hAnsi="Courier New" w:cs="Courier New"/>
-          <w:kern w:val="0"/>
-          <w:sz w:val="20"/>
-          <w:szCs w:val="20"/>
-          <w:lang w:eastAsia="en-AU"/>
-          <w14:ligatures w14:val="none"/>
-        </w:rPr>
-        <w:t>product</w:t>
-      </w:r>
-      <w:r>
-        <w:rPr>
-          <w:rFonts w:ascii="Times New Roman" w:eastAsia="Times New Roman" w:hAnsi="Times New Roman" w:cs="Times New Roman"/>
-          <w:kern w:val="0"/>
-          <w:lang w:eastAsia="en-AU"/>
-          <w14:ligatures w14:val="none"/>
-        </w:rPr>
-        <w:t xml:space="preserve">, </w:t>
-      </w:r>
-      <w:r>
-        <w:rPr>
-          <w:rFonts w:ascii="Courier New" w:eastAsia="Times New Roman" w:hAnsi="Courier New" w:cs="Courier New"/>
-          <w:kern w:val="0"/>
-          <w:sz w:val="20"/>
-          <w:szCs w:val="20"/>
-          <w:lang w:eastAsia="en-AU"/>
-          <w14:ligatures w14:val="none"/>
-        </w:rPr>
-        <w:t>shared</w:t>
-      </w:r>
-      <w:r>
-        <w:rPr>
-          <w:rFonts w:ascii="Times New Roman" w:eastAsia="Times New Roman" w:hAnsi="Times New Roman" w:cs="Times New Roman"/>
-          <w:kern w:val="0"/>
-          <w:lang w:eastAsia="en-AU"/>
-          <w14:ligatures w14:val="none"/>
-        </w:rPr>
-        <w:t>).</w:t>
-      </w:r>
-    </w:p>
-    <w:p>
-      <w:pPr>
-        <w:numPr>
-          <w:ilvl w:val="0"/>
-          <w:numId w:val="1"/>
-        </w:numPr>
-        <w:spacing w:before="100" w:beforeAutospacing="1" w:after="100" w:afterAutospacing="1" w:line="240" w:lineRule="auto"/>
-        <w:rPr>
-          <w:rFonts w:ascii="Times New Roman" w:eastAsia="Times New Roman" w:hAnsi="Times New Roman" w:cs="Times New Roman"/>
-          <w:kern w:val="0"/>
-          <w:lang w:eastAsia="en-AU"/>
-          <w14:ligatures w14:val="none"/>
-        </w:rPr>
-      </w:pPr>
-      <w:r>
-        <w:rPr>
-          <w:rFonts w:ascii="Times New Roman" w:eastAsia="Times New Roman" w:hAnsi="Times New Roman" w:cs="Times New Roman"/>
-          <w:b/>
-          <w:bCs/>
-          <w:kern w:val="0"/>
-          <w:lang w:eastAsia="en-AU"/>
-          <w14:ligatures w14:val="none"/>
-        </w:rPr>
-        <w:t>lib/hooks/utils</w:t>
-      </w:r>
-      <w:r>
-        <w:rPr>
-          <w:rFonts w:ascii="Times New Roman" w:eastAsia="Times New Roman" w:hAnsi="Times New Roman" w:cs="Times New Roman"/>
-          <w:kern w:val="0"/>
-          <w:lang w:eastAsia="en-AU"/>
-          <w14:ligatures w14:val="none"/>
-        </w:rPr>
-        <w:t xml:space="preserve"> → chứa logic tái sử dụng (useOrder, useProduct, formatMoney...).</w:t>
-      </w:r>
-    </w:p>
-    <w:p>
-      <w:pPr>
-        <w:numPr>
-          <w:ilvl w:val="0"/>
-          <w:numId w:val="1"/>
-        </w:numPr>
-        <w:spacing w:before="100" w:beforeAutospacing="1" w:after="100" w:afterAutospacing="1" w:line="240" w:lineRule="auto"/>
-        <w:rPr>
-          <w:rFonts w:ascii="Times New Roman" w:eastAsia="Times New Roman" w:hAnsi="Times New Roman" w:cs="Times New Roman"/>
-          <w:kern w:val="0"/>
-          <w:lang w:eastAsia="en-AU"/>
-          <w14:ligatures w14:val="none"/>
-        </w:rPr>
-      </w:pPr>
-      <w:r>
-        <w:rPr>
-          <w:rFonts w:ascii="Times New Roman" w:eastAsia="Times New Roman" w:hAnsi="Times New Roman" w:cs="Times New Roman"/>
-          <w:b/>
-          <w:bCs/>
-          <w:kern w:val="0"/>
-          <w:lang w:eastAsia="en-AU"/>
-          <w14:ligatures w14:val="none"/>
-        </w:rPr>
-        <w:t>public/images/products</w:t>
-      </w:r>
-      <w:r>
-        <w:rPr>
-          <w:rFonts w:ascii="Times New Roman" w:eastAsia="Times New Roman" w:hAnsi="Times New Roman" w:cs="Times New Roman"/>
-          <w:kern w:val="0"/>
-          <w:lang w:eastAsia="en-AU"/>
-          <w14:ligatures w14:val="none"/>
-        </w:rPr>
-        <w:t xml:space="preserve"> → ảnh sản phẩm.</w:t>
-      </w:r>
-    </w:p>
-    <w:p>
-      <w:pPr>
-        <w:spacing w:before="100" w:beforeAutospacing="1" w:after="100" w:afterAutospacing="1" w:line="240" w:lineRule="auto"/>
-        <w:rPr>
-          <w:rFonts w:ascii="Times New Roman" w:eastAsia="Times New Roman" w:hAnsi="Times New Roman" w:cs="Times New Roman"/>
-          <w:kern w:val="0"/>
-          <w:lang w:eastAsia="en-AU"/>
-          <w14:ligatures w14:val="none"/>
-        </w:rPr>
-      </w:pPr>
-      <w:r>
-        <w:rPr>
-          <w:rFonts w:ascii="Times New Roman" w:eastAsia="Times New Roman" w:hAnsi="Times New Roman" w:cs="Times New Roman"/>
-          <w:kern w:val="0"/>
-          <w:lang w:eastAsia="en-AU"/>
-          <w14:ligatures w14:val="none"/>
-        </w:rPr>
-        <w:t xml:space="preserve">Code hiện tại đã có </w:t>
-      </w:r>
-      <w:r>
-        <w:rPr>
-          <w:rFonts w:ascii="Times New Roman" w:eastAsia="Times New Roman" w:hAnsi="Times New Roman" w:cs="Times New Roman"/>
-          <w:b/>
-          <w:bCs/>
-          <w:kern w:val="0"/>
-          <w:lang w:eastAsia="en-AU"/>
-          <w14:ligatures w14:val="none"/>
-        </w:rPr>
-        <w:t>UI cơ bản</w:t>
-      </w:r>
-      <w:r>
-        <w:rPr>
-          <w:rFonts w:ascii="Times New Roman" w:eastAsia="Times New Roman" w:hAnsi="Times New Roman" w:cs="Times New Roman"/>
-          <w:kern w:val="0"/>
-          <w:lang w:eastAsia="en-AU"/>
-          <w14:ligatures w14:val="none"/>
-        </w:rPr>
-        <w:t xml:space="preserve">, các component chính của POS, Admin, Order đều tách riêng, nhưng </w:t>
-      </w:r>
-      <w:r>
-        <w:rPr>
-          <w:rFonts w:ascii="Times New Roman" w:eastAsia="Times New Roman" w:hAnsi="Times New Roman" w:cs="Times New Roman"/>
-          <w:b/>
-          <w:bCs/>
-          <w:kern w:val="0"/>
-          <w:lang w:eastAsia="en-AU"/>
-          <w14:ligatures w14:val="none"/>
-        </w:rPr>
-        <w:t>chưa kết nối API thực tế</w:t>
-      </w:r>
-      <w:r>
-        <w:rPr>
-          <w:rFonts w:ascii="Times New Roman" w:eastAsia="Times New Roman" w:hAnsi="Times New Roman" w:cs="Times New Roman"/>
-          <w:kern w:val="0"/>
-          <w:lang w:eastAsia="en-AU"/>
-          <w14:ligatures w14:val="none"/>
-        </w:rPr>
-        <w:t xml:space="preserve">, phần lớn đang chạy </w:t>
-      </w:r>
-      <w:r>
-        <w:rPr>
-          <w:rFonts w:ascii="Times New Roman" w:eastAsia="Times New Roman" w:hAnsi="Times New Roman" w:cs="Times New Roman"/>
-          <w:b/>
-          <w:bCs/>
-          <w:kern w:val="0"/>
-          <w:lang w:eastAsia="en-AU"/>
-          <w14:ligatures w14:val="none"/>
-        </w:rPr>
-        <w:t>mock data</w:t>
-      </w:r>
-      <w:r>
-        <w:rPr>
-          <w:rFonts w:ascii="Times New Roman" w:eastAsia="Times New Roman" w:hAnsi="Times New Roman" w:cs="Times New Roman"/>
-          <w:kern w:val="0"/>
-          <w:lang w:eastAsia="en-AU"/>
-          <w14:ligatures w14:val="none"/>
-        </w:rPr>
-        <w:t>.</w:t>
-      </w:r>
-    </w:p>
-    <w:p>
-      <w:pPr>
+          <w:numId w:val="21"/>
+        </w:numPr>
         <w:spacing w:after="0" w:line="240" w:lineRule="auto"/>
         <w:rPr>
           <w:rFonts w:ascii="Times New Roman" w:eastAsia="Times New Roman" w:hAnsi="Times New Roman" w:cs="Times New Roman"/>
@@ -564,376 +488,89 @@
       <w:r>
         <w:rPr>
           <w:rFonts w:ascii="Times New Roman" w:eastAsia="Times New Roman" w:hAnsi="Times New Roman" w:cs="Times New Roman"/>
-          <w:kern w:val="0"/>
-          <w:lang w:eastAsia="en-AU"/>
-          <w14:ligatures w14:val="none"/>
-        </w:rPr>
-        <w:pict w14:anchorId="08402B02">
-          <v:rect id="_x0000_i1025" style="width:0;height:1.5pt" o:hralign="center" o:hrstd="t" o:hr="t" fillcolor="#a0a0a0" stroked="f"/>
-        </w:pict>
-      </w:r>
-    </w:p>
-    <w:p>
-      <w:pPr>
-        <w:spacing w:before="100" w:beforeAutospacing="1" w:after="100" w:afterAutospacing="1" w:line="240" w:lineRule="auto"/>
-        <w:outlineLvl w:val="1"/>
-        <w:rPr>
-          <w:rFonts w:ascii="Times New Roman" w:eastAsia="Times New Roman" w:hAnsi="Times New Roman" w:cs="Times New Roman"/>
-          <w:b/>
-          <w:bCs/>
-          <w:kern w:val="0"/>
-          <w:sz w:val="36"/>
-          <w:szCs w:val="36"/>
-          <w:lang w:eastAsia="en-AU"/>
-          <w14:ligatures w14:val="none"/>
-        </w:rPr>
-      </w:pPr>
-      <w:r>
-        <w:rPr>
-          <w:rFonts w:ascii="Times New Roman" w:eastAsia="Times New Roman" w:hAnsi="Times New Roman" w:cs="Times New Roman"/>
-          <w:b/>
-          <w:bCs/>
-          <w:kern w:val="0"/>
-          <w:sz w:val="36"/>
-          <w:szCs w:val="36"/>
-          <w:lang w:eastAsia="en-AU"/>
-          <w14:ligatures w14:val="none"/>
-        </w:rPr>
-        <w:t>2. Điểm mạnh</w:t>
-      </w:r>
-    </w:p>
-    <w:p>
-      <w:pPr>
-        <w:spacing w:before="100" w:beforeAutospacing="1" w:after="100" w:afterAutospacing="1" w:line="240" w:lineRule="auto"/>
-        <w:rPr>
-          <w:rFonts w:ascii="Times New Roman" w:eastAsia="Times New Roman" w:hAnsi="Times New Roman" w:cs="Times New Roman"/>
-          <w:kern w:val="0"/>
-          <w:lang w:eastAsia="en-AU"/>
-          <w14:ligatures w14:val="none"/>
-        </w:rPr>
-      </w:pPr>
-      <w:r>
-        <w:rPr>
-          <w:rFonts w:ascii="Segoe UI Emoji" w:eastAsia="Times New Roman" w:hAnsi="Segoe UI Emoji" w:cs="Segoe UI Emoji"/>
-          <w:kern w:val="0"/>
-          <w:lang w:eastAsia="en-AU"/>
-          <w14:ligatures w14:val="none"/>
-        </w:rPr>
-        <w:t>✅</w:t>
-      </w:r>
-      <w:r>
-        <w:rPr>
-          <w:rFonts w:ascii="Times New Roman" w:eastAsia="Times New Roman" w:hAnsi="Times New Roman" w:cs="Times New Roman"/>
-          <w:kern w:val="0"/>
-          <w:lang w:eastAsia="en-AU"/>
-          <w14:ligatures w14:val="none"/>
-        </w:rPr>
-        <w:t xml:space="preserve"> </w:t>
-      </w:r>
-      <w:r>
-        <w:rPr>
-          <w:rFonts w:ascii="Times New Roman" w:eastAsia="Times New Roman" w:hAnsi="Times New Roman" w:cs="Times New Roman"/>
-          <w:b/>
-          <w:bCs/>
-          <w:kern w:val="0"/>
-          <w:lang w:eastAsia="en-AU"/>
-          <w14:ligatures w14:val="none"/>
-        </w:rPr>
-        <w:t>Cấu trúc thư mục rõ ràng</w:t>
-      </w:r>
-      <w:r>
-        <w:rPr>
-          <w:rFonts w:ascii="Times New Roman" w:eastAsia="Times New Roman" w:hAnsi="Times New Roman" w:cs="Times New Roman"/>
-          <w:kern w:val="0"/>
-          <w:lang w:eastAsia="en-AU"/>
-          <w14:ligatures w14:val="none"/>
-        </w:rPr>
-        <w:t xml:space="preserve"> – chia module hợp lý, dễ bảo trì.</w:t>
-      </w:r>
-      <w:r>
-        <w:rPr>
-          <w:rFonts w:ascii="Times New Roman" w:eastAsia="Times New Roman" w:hAnsi="Times New Roman" w:cs="Times New Roman"/>
-          <w:kern w:val="0"/>
-          <w:lang w:eastAsia="en-AU"/>
-          <w14:ligatures w14:val="none"/>
-        </w:rPr>
-        <w:br/>
-      </w:r>
-      <w:r>
-        <w:rPr>
-          <w:rFonts w:ascii="Segoe UI Emoji" w:eastAsia="Times New Roman" w:hAnsi="Segoe UI Emoji" w:cs="Segoe UI Emoji"/>
-          <w:kern w:val="0"/>
-          <w:lang w:eastAsia="en-AU"/>
-          <w14:ligatures w14:val="none"/>
-        </w:rPr>
-        <w:t>✅</w:t>
-      </w:r>
-      <w:r>
-        <w:rPr>
-          <w:rFonts w:ascii="Times New Roman" w:eastAsia="Times New Roman" w:hAnsi="Times New Roman" w:cs="Times New Roman"/>
-          <w:kern w:val="0"/>
-          <w:lang w:eastAsia="en-AU"/>
-          <w14:ligatures w14:val="none"/>
-        </w:rPr>
-        <w:t xml:space="preserve"> </w:t>
-      </w:r>
-      <w:r>
-        <w:rPr>
-          <w:rFonts w:ascii="Times New Roman" w:eastAsia="Times New Roman" w:hAnsi="Times New Roman" w:cs="Times New Roman"/>
-          <w:b/>
-          <w:bCs/>
-          <w:kern w:val="0"/>
-          <w:lang w:eastAsia="en-AU"/>
-          <w14:ligatures w14:val="none"/>
-        </w:rPr>
-        <w:t>UI đã có nền tảng</w:t>
-      </w:r>
-      <w:r>
-        <w:rPr>
-          <w:rFonts w:ascii="Times New Roman" w:eastAsia="Times New Roman" w:hAnsi="Times New Roman" w:cs="Times New Roman"/>
-          <w:kern w:val="0"/>
-          <w:lang w:eastAsia="en-AU"/>
-          <w14:ligatures w14:val="none"/>
-        </w:rPr>
-        <w:t xml:space="preserve"> – CategoryTabs, ProductSearch, ProductList, OrderPanel...</w:t>
-      </w:r>
-      <w:r>
-        <w:rPr>
-          <w:rFonts w:ascii="Times New Roman" w:eastAsia="Times New Roman" w:hAnsi="Times New Roman" w:cs="Times New Roman"/>
-          <w:kern w:val="0"/>
-          <w:lang w:eastAsia="en-AU"/>
-          <w14:ligatures w14:val="none"/>
-        </w:rPr>
-        <w:br/>
-      </w:r>
-      <w:r>
-        <w:rPr>
-          <w:rFonts w:ascii="Segoe UI Emoji" w:eastAsia="Times New Roman" w:hAnsi="Segoe UI Emoji" w:cs="Segoe UI Emoji"/>
-          <w:kern w:val="0"/>
-          <w:lang w:eastAsia="en-AU"/>
-          <w14:ligatures w14:val="none"/>
-        </w:rPr>
-        <w:t>✅</w:t>
-      </w:r>
-      <w:r>
-        <w:rPr>
-          <w:rFonts w:ascii="Times New Roman" w:eastAsia="Times New Roman" w:hAnsi="Times New Roman" w:cs="Times New Roman"/>
-          <w:kern w:val="0"/>
-          <w:lang w:eastAsia="en-AU"/>
-          <w14:ligatures w14:val="none"/>
-        </w:rPr>
-        <w:t xml:space="preserve"> </w:t>
-      </w:r>
-      <w:r>
-        <w:rPr>
-          <w:rFonts w:ascii="Times New Roman" w:eastAsia="Times New Roman" w:hAnsi="Times New Roman" w:cs="Times New Roman"/>
-          <w:b/>
-          <w:bCs/>
-          <w:kern w:val="0"/>
-          <w:lang w:eastAsia="en-AU"/>
-          <w14:ligatures w14:val="none"/>
-        </w:rPr>
-        <w:t>Component tái sử dụng tốt</w:t>
-      </w:r>
-      <w:r>
-        <w:rPr>
-          <w:rFonts w:ascii="Times New Roman" w:eastAsia="Times New Roman" w:hAnsi="Times New Roman" w:cs="Times New Roman"/>
-          <w:kern w:val="0"/>
-          <w:lang w:eastAsia="en-AU"/>
-          <w14:ligatures w14:val="none"/>
-        </w:rPr>
-        <w:t xml:space="preserve"> – ProductModal, ConfirmModal, Alert, Button...</w:t>
-      </w:r>
-      <w:r>
-        <w:rPr>
-          <w:rFonts w:ascii="Times New Roman" w:eastAsia="Times New Roman" w:hAnsi="Times New Roman" w:cs="Times New Roman"/>
-          <w:kern w:val="0"/>
-          <w:lang w:eastAsia="en-AU"/>
-          <w14:ligatures w14:val="none"/>
-        </w:rPr>
-        <w:br/>
-      </w:r>
-      <w:r>
-        <w:rPr>
-          <w:rFonts w:ascii="Segoe UI Emoji" w:eastAsia="Times New Roman" w:hAnsi="Segoe UI Emoji" w:cs="Segoe UI Emoji"/>
-          <w:kern w:val="0"/>
-          <w:lang w:eastAsia="en-AU"/>
-          <w14:ligatures w14:val="none"/>
-        </w:rPr>
-        <w:t>✅</w:t>
-      </w:r>
-      <w:r>
-        <w:rPr>
-          <w:rFonts w:ascii="Times New Roman" w:eastAsia="Times New Roman" w:hAnsi="Times New Roman" w:cs="Times New Roman"/>
-          <w:kern w:val="0"/>
-          <w:lang w:eastAsia="en-AU"/>
-          <w14:ligatures w14:val="none"/>
-        </w:rPr>
-        <w:t xml:space="preserve"> </w:t>
-      </w:r>
-      <w:r>
-        <w:rPr>
-          <w:rFonts w:ascii="Times New Roman" w:eastAsia="Times New Roman" w:hAnsi="Times New Roman" w:cs="Times New Roman"/>
-          <w:b/>
-          <w:bCs/>
-          <w:kern w:val="0"/>
-          <w:lang w:eastAsia="en-AU"/>
-          <w14:ligatures w14:val="none"/>
-        </w:rPr>
-        <w:t>Hỗ trợ tính năng thực tế</w:t>
-      </w:r>
-      <w:r>
-        <w:rPr>
-          <w:rFonts w:ascii="Times New Roman" w:eastAsia="Times New Roman" w:hAnsi="Times New Roman" w:cs="Times New Roman"/>
-          <w:kern w:val="0"/>
-          <w:lang w:eastAsia="en-AU"/>
-          <w14:ligatures w14:val="none"/>
-        </w:rPr>
-        <w:t>:</w:t>
-      </w:r>
-    </w:p>
-    <w:p>
-      <w:pPr>
-        <w:numPr>
-          <w:ilvl w:val="0"/>
-          <w:numId w:val="2"/>
-        </w:numPr>
-        <w:spacing w:before="100" w:beforeAutospacing="1" w:after="100" w:afterAutospacing="1" w:line="240" w:lineRule="auto"/>
-        <w:rPr>
-          <w:rFonts w:ascii="Times New Roman" w:eastAsia="Times New Roman" w:hAnsi="Times New Roman" w:cs="Times New Roman"/>
-          <w:kern w:val="0"/>
-          <w:lang w:eastAsia="en-AU"/>
-          <w14:ligatures w14:val="none"/>
-        </w:rPr>
-      </w:pPr>
-      <w:r>
-        <w:rPr>
-          <w:rFonts w:ascii="Times New Roman" w:eastAsia="Times New Roman" w:hAnsi="Times New Roman" w:cs="Times New Roman"/>
-          <w:kern w:val="0"/>
-          <w:lang w:eastAsia="en-AU"/>
-          <w14:ligatures w14:val="none"/>
-        </w:rPr>
-        <w:t>Scan barcode (OrderPanel).</w:t>
-      </w:r>
-    </w:p>
-    <w:p>
-      <w:pPr>
-        <w:numPr>
-          <w:ilvl w:val="0"/>
-          <w:numId w:val="2"/>
-        </w:numPr>
-        <w:spacing w:before="100" w:beforeAutospacing="1" w:after="100" w:afterAutospacing="1" w:line="240" w:lineRule="auto"/>
-        <w:rPr>
-          <w:rFonts w:ascii="Times New Roman" w:eastAsia="Times New Roman" w:hAnsi="Times New Roman" w:cs="Times New Roman"/>
-          <w:kern w:val="0"/>
-          <w:lang w:eastAsia="en-AU"/>
-          <w14:ligatures w14:val="none"/>
-        </w:rPr>
-      </w:pPr>
-      <w:r>
-        <w:rPr>
-          <w:rFonts w:ascii="Times New Roman" w:eastAsia="Times New Roman" w:hAnsi="Times New Roman" w:cs="Times New Roman"/>
-          <w:kern w:val="0"/>
-          <w:lang w:eastAsia="en-AU"/>
-          <w14:ligatures w14:val="none"/>
-        </w:rPr>
-        <w:t>Quick cash &amp; tính tiền thừa.</w:t>
-      </w:r>
-    </w:p>
-    <w:p>
-      <w:pPr>
-        <w:numPr>
-          <w:ilvl w:val="0"/>
-          <w:numId w:val="2"/>
-        </w:numPr>
-        <w:spacing w:before="100" w:beforeAutospacing="1" w:after="100" w:afterAutospacing="1" w:line="240" w:lineRule="auto"/>
-        <w:rPr>
-          <w:rFonts w:ascii="Times New Roman" w:eastAsia="Times New Roman" w:hAnsi="Times New Roman" w:cs="Times New Roman"/>
-          <w:kern w:val="0"/>
-          <w:lang w:eastAsia="en-AU"/>
-          <w14:ligatures w14:val="none"/>
-        </w:rPr>
-      </w:pPr>
-      <w:r>
-        <w:rPr>
-          <w:rFonts w:ascii="Times New Roman" w:eastAsia="Times New Roman" w:hAnsi="Times New Roman" w:cs="Times New Roman"/>
-          <w:kern w:val="0"/>
-          <w:lang w:eastAsia="en-AU"/>
-          <w14:ligatures w14:val="none"/>
-        </w:rPr>
-        <w:t>Modal thêm/sửa/xoá sản phẩm.</w:t>
-      </w:r>
-    </w:p>
-    <w:p>
-      <w:pPr>
-        <w:numPr>
-          <w:ilvl w:val="0"/>
-          <w:numId w:val="2"/>
-        </w:numPr>
-        <w:spacing w:before="100" w:beforeAutospacing="1" w:after="100" w:afterAutospacing="1" w:line="240" w:lineRule="auto"/>
-        <w:rPr>
-          <w:rFonts w:ascii="Times New Roman" w:eastAsia="Times New Roman" w:hAnsi="Times New Roman" w:cs="Times New Roman"/>
-          <w:kern w:val="0"/>
-          <w:lang w:eastAsia="en-AU"/>
-          <w14:ligatures w14:val="none"/>
-        </w:rPr>
-      </w:pPr>
-      <w:r>
-        <w:rPr>
-          <w:rFonts w:ascii="Times New Roman" w:eastAsia="Times New Roman" w:hAnsi="Times New Roman" w:cs="Times New Roman"/>
-          <w:kern w:val="0"/>
-          <w:lang w:eastAsia="en-AU"/>
-          <w14:ligatures w14:val="none"/>
-        </w:rPr>
-        <w:t>CSS print cho in hóa đơn.</w:t>
-      </w:r>
-      <w:r>
-        <w:rPr>
-          <w:rFonts w:ascii="Times New Roman" w:eastAsia="Times New Roman" w:hAnsi="Times New Roman" w:cs="Times New Roman"/>
-          <w:kern w:val="0"/>
-          <w:lang w:eastAsia="en-AU"/>
-          <w14:ligatures w14:val="none"/>
-        </w:rPr>
-        <w:br/>
-      </w:r>
-      <w:r>
-        <w:rPr>
-          <w:rFonts w:ascii="Segoe UI Emoji" w:eastAsia="Times New Roman" w:hAnsi="Segoe UI Emoji" w:cs="Segoe UI Emoji"/>
-          <w:kern w:val="0"/>
-          <w:lang w:eastAsia="en-AU"/>
-          <w14:ligatures w14:val="none"/>
-        </w:rPr>
-        <w:t>✅</w:t>
-      </w:r>
-      <w:r>
-        <w:rPr>
-          <w:rFonts w:ascii="Times New Roman" w:eastAsia="Times New Roman" w:hAnsi="Times New Roman" w:cs="Times New Roman"/>
-          <w:kern w:val="0"/>
-          <w:lang w:eastAsia="en-AU"/>
-          <w14:ligatures w14:val="none"/>
-        </w:rPr>
-        <w:t xml:space="preserve"> </w:t>
-      </w:r>
-      <w:r>
-        <w:rPr>
-          <w:rFonts w:ascii="Times New Roman" w:eastAsia="Times New Roman" w:hAnsi="Times New Roman" w:cs="Times New Roman"/>
-          <w:b/>
-          <w:bCs/>
-          <w:kern w:val="0"/>
-          <w:lang w:eastAsia="en-AU"/>
-          <w14:ligatures w14:val="none"/>
-        </w:rPr>
-        <w:t>Dễ mở rộng PWA</w:t>
-      </w:r>
-      <w:r>
-        <w:rPr>
-          <w:rFonts w:ascii="Times New Roman" w:eastAsia="Times New Roman" w:hAnsi="Times New Roman" w:cs="Times New Roman"/>
-          <w:kern w:val="0"/>
-          <w:lang w:eastAsia="en-AU"/>
-          <w14:ligatures w14:val="none"/>
-        </w:rPr>
-        <w:t xml:space="preserve"> – có thể tích hợp offline mode với Dexie/PouchDB.</w:t>
-      </w:r>
+          <w:b/>
+          <w:bCs/>
+          <w:kern w:val="0"/>
+          <w:lang w:eastAsia="en-AU"/>
+          <w14:ligatures w14:val="none"/>
+        </w:rPr>
+        <w:t>Multi-cart</w:t>
+      </w:r>
+      <w:r>
+        <w:rPr>
+          <w:rFonts w:ascii="Times New Roman" w:eastAsia="Times New Roman" w:hAnsi="Times New Roman" w:cs="Times New Roman"/>
+          <w:kern w:val="0"/>
+          <w:lang w:eastAsia="en-AU"/>
+          <w14:ligatures w14:val="none"/>
+        </w:rPr>
+        <w:t xml:space="preserve"> → lấy từ </w:t>
+      </w:r>
+      <w:r>
+        <w:rPr>
+          <w:rFonts w:ascii="Times New Roman" w:eastAsia="Times New Roman" w:hAnsi="Times New Roman" w:cs="Times New Roman"/>
+          <w:b/>
+          <w:bCs/>
+          <w:kern w:val="0"/>
+          <w:lang w:eastAsia="en-AU"/>
+          <w14:ligatures w14:val="none"/>
+        </w:rPr>
+        <w:t>Vend POS</w:t>
+      </w:r>
+    </w:p>
+    <w:p>
+      <w:pPr>
+        <w:numPr>
+          <w:ilvl w:val="1"/>
+          <w:numId w:val="21"/>
+        </w:numPr>
+        <w:spacing w:after="0" w:line="240" w:lineRule="auto"/>
+        <w:rPr>
+          <w:rFonts w:ascii="Times New Roman" w:eastAsia="Times New Roman" w:hAnsi="Times New Roman" w:cs="Times New Roman"/>
+          <w:kern w:val="0"/>
+          <w:lang w:eastAsia="en-AU"/>
+          <w14:ligatures w14:val="none"/>
+        </w:rPr>
+      </w:pPr>
+      <w:r>
+        <w:rPr>
+          <w:rFonts w:ascii="Times New Roman" w:eastAsia="Times New Roman" w:hAnsi="Times New Roman" w:cs="Times New Roman"/>
+          <w:kern w:val="0"/>
+          <w:lang w:eastAsia="en-AU"/>
+          <w14:ligatures w14:val="none"/>
+        </w:rPr>
+        <w:t xml:space="preserve">Có thể xử lý </w:t>
+      </w:r>
+      <w:r>
+        <w:rPr>
+          <w:rFonts w:ascii="Times New Roman" w:eastAsia="Times New Roman" w:hAnsi="Times New Roman" w:cs="Times New Roman"/>
+          <w:b/>
+          <w:bCs/>
+          <w:kern w:val="0"/>
+          <w:lang w:eastAsia="en-AU"/>
+          <w14:ligatures w14:val="none"/>
+        </w:rPr>
+        <w:t>nhiều đơn song song</w:t>
+      </w:r>
+      <w:r>
+        <w:rPr>
+          <w:rFonts w:ascii="Times New Roman" w:eastAsia="Times New Roman" w:hAnsi="Times New Roman" w:cs="Times New Roman"/>
+          <w:kern w:val="0"/>
+          <w:lang w:eastAsia="en-AU"/>
+          <w14:ligatures w14:val="none"/>
+        </w:rPr>
+        <w:t>, tiện cho quán đông khách.</w:t>
+      </w:r>
+    </w:p>
+    <w:p>
+      <w:pPr>
+        <w:spacing w:after="0" w:line="240" w:lineRule="auto"/>
+        <w:rPr>
+          <w:rFonts w:ascii="Times New Roman" w:eastAsia="Times New Roman" w:hAnsi="Times New Roman" w:cs="Times New Roman"/>
+          <w:kern w:val="0"/>
+          <w:lang w:eastAsia="en-AU"/>
+          <w14:ligatures w14:val="none"/>
+        </w:rPr>
+      </w:pPr>
     </w:p>
     <w:p>
       <w:pPr>
@@ -1419,7 +1056,6 @@
           <w:lang w:eastAsia="en-AU"/>
           <w14:ligatures w14:val="none"/>
         </w:rPr>
-        <w:lastRenderedPageBreak/>
         <w:t>Modal chưa có animation hoặc đóng bằng ESC / click outside.</w:t>
       </w:r>
       <w:r>
@@ -1700,6 +1336,7 @@
           <w:lang w:eastAsia="en-AU"/>
           <w14:ligatures w14:val="none"/>
         </w:rPr>
+        <w:lastRenderedPageBreak/>
         <w:t xml:space="preserve">Sửa POSPage, OrderPage, AdminPage dùng </w:t>
       </w:r>
       <w:r>
@@ -2442,7 +2079,6 @@
           <w:lang w:eastAsia="en-AU"/>
           <w14:ligatures w14:val="none"/>
         </w:rPr>
-        <w:lastRenderedPageBreak/>
         <w:t>Module báo cáo nâng cao</w:t>
       </w:r>
     </w:p>
@@ -2617,7 +2253,7 @@
           <w:lang w:eastAsia="en-AU"/>
           <w14:ligatures w14:val="none"/>
         </w:rPr>
-        <w:t>Hỗ trợ i18n, thay đổi đơn vị tiền tệ.</w:t>
+        <w:t>Hỗ trợ in, thay đổi đơn vị tiền tệ.</w:t>
       </w:r>
     </w:p>
     <w:p>
@@ -2644,127 +2280,6 @@
     </w:p>
     <w:p>
       <w:pPr>
-        <w:spacing w:before="100" w:beforeAutospacing="1" w:after="100" w:afterAutospacing="1" w:line="240" w:lineRule="auto"/>
-        <w:rPr>
-          <w:rFonts w:ascii="Times New Roman" w:eastAsia="Times New Roman" w:hAnsi="Times New Roman" w:cs="Times New Roman"/>
-          <w:kern w:val="0"/>
-          <w:lang w:eastAsia="en-AU"/>
-          <w14:ligatures w14:val="none"/>
-        </w:rPr>
-      </w:pPr>
-      <w:r>
-        <w:rPr>
-          <w:rFonts w:ascii="Segoe UI Emoji" w:eastAsia="Times New Roman" w:hAnsi="Segoe UI Emoji" w:cs="Segoe UI Emoji"/>
-          <w:kern w:val="0"/>
-          <w:lang w:eastAsia="en-AU"/>
-          <w14:ligatures w14:val="none"/>
-        </w:rPr>
-        <w:t>📌</w:t>
-      </w:r>
-      <w:r>
-        <w:rPr>
-          <w:rFonts w:ascii="Times New Roman" w:eastAsia="Times New Roman" w:hAnsi="Times New Roman" w:cs="Times New Roman"/>
-          <w:kern w:val="0"/>
-          <w:lang w:eastAsia="en-AU"/>
-          <w14:ligatures w14:val="none"/>
-        </w:rPr>
-        <w:t xml:space="preserve"> Nếu mày muốn làm nhanh để có bản chạy demo cho khách/test nội bộ, tao đề xuất </w:t>
-      </w:r>
-      <w:r>
-        <w:rPr>
-          <w:rFonts w:ascii="Times New Roman" w:eastAsia="Times New Roman" w:hAnsi="Times New Roman" w:cs="Times New Roman"/>
-          <w:b/>
-          <w:bCs/>
-          <w:kern w:val="0"/>
-          <w:lang w:eastAsia="en-AU"/>
-          <w14:ligatures w14:val="none"/>
-        </w:rPr>
-        <w:t>ưu tiên làm 4 bước ngắn hạn trước</w:t>
-      </w:r>
-      <w:r>
-        <w:rPr>
-          <w:rFonts w:ascii="Times New Roman" w:eastAsia="Times New Roman" w:hAnsi="Times New Roman" w:cs="Times New Roman"/>
-          <w:kern w:val="0"/>
-          <w:lang w:eastAsia="en-AU"/>
-          <w14:ligatures w14:val="none"/>
-        </w:rPr>
-        <w:t>, vì làm xong là POS của mày có thể dùng thực tế luôn.</w:t>
-      </w:r>
-    </w:p>
-    <w:p>
-      <w:pPr>
-        <w:spacing w:after="0" w:line="240" w:lineRule="auto"/>
-        <w:rPr>
-          <w:rFonts w:ascii="Times New Roman" w:eastAsia="Times New Roman" w:hAnsi="Times New Roman" w:cs="Times New Roman"/>
-          <w:kern w:val="0"/>
-          <w:lang w:eastAsia="en-AU"/>
-          <w14:ligatures w14:val="none"/>
-        </w:rPr>
-      </w:pPr>
-      <w:r>
-        <w:rPr>
-          <w:rFonts w:ascii="Times New Roman" w:eastAsia="Times New Roman" w:hAnsi="Times New Roman" w:cs="Times New Roman"/>
-          <w:kern w:val="0"/>
-          <w:lang w:eastAsia="en-AU"/>
-          <w14:ligatures w14:val="none"/>
-        </w:rPr>
-        <w:pict w14:anchorId="19937620">
-          <v:rect id="_x0000_i1031" style="width:0;height:1.5pt" o:hralign="center" o:hrstd="t" o:hr="t" fillcolor="#a0a0a0" stroked="f"/>
-        </w:pict>
-      </w:r>
-    </w:p>
-    <w:p>
-      <w:pPr>
-        <w:spacing w:before="100" w:beforeAutospacing="1" w:after="100" w:afterAutospacing="1" w:line="240" w:lineRule="auto"/>
-        <w:rPr>
-          <w:rFonts w:ascii="Times New Roman" w:eastAsia="Times New Roman" w:hAnsi="Times New Roman" w:cs="Times New Roman"/>
-          <w:kern w:val="0"/>
-          <w:lang w:eastAsia="en-AU"/>
-          <w14:ligatures w14:val="none"/>
-        </w:rPr>
-      </w:pPr>
-      <w:r>
-        <w:rPr>
-          <w:rFonts w:ascii="Times New Roman" w:eastAsia="Times New Roman" w:hAnsi="Times New Roman" w:cs="Times New Roman"/>
-          <w:kern w:val="0"/>
-          <w:lang w:eastAsia="en-AU"/>
-          <w14:ligatures w14:val="none"/>
-        </w:rPr>
-        <w:t xml:space="preserve">Nếu mày ok, bước tiếp theo tao sẽ </w:t>
-      </w:r>
-      <w:r>
-        <w:rPr>
-          <w:rFonts w:ascii="Times New Roman" w:eastAsia="Times New Roman" w:hAnsi="Times New Roman" w:cs="Times New Roman"/>
-          <w:b/>
-          <w:bCs/>
-          <w:kern w:val="0"/>
-          <w:lang w:eastAsia="en-AU"/>
-          <w14:ligatures w14:val="none"/>
-        </w:rPr>
-        <w:t>viết lại POSPage.tsx</w:t>
-      </w:r>
-      <w:r>
-        <w:rPr>
-          <w:rFonts w:ascii="Times New Roman" w:eastAsia="Times New Roman" w:hAnsi="Times New Roman" w:cs="Times New Roman"/>
-          <w:kern w:val="0"/>
-          <w:lang w:eastAsia="en-AU"/>
-          <w14:ligatures w14:val="none"/>
-        </w:rPr>
-        <w:t xml:space="preserve"> full chức năng API + modal + in bill để mày có bản chạy được ngay.</w:t>
-      </w:r>
-      <w:r>
-        <w:rPr>
-          <w:rFonts w:ascii="Times New Roman" w:eastAsia="Times New Roman" w:hAnsi="Times New Roman" w:cs="Times New Roman"/>
-          <w:kern w:val="0"/>
-          <w:lang w:eastAsia="en-AU"/>
-          <w14:ligatures w14:val="none"/>
-        </w:rPr>
-        <w:br/>
-        <w:t>Muốn tao triển khai luôn không?</w:t>
-      </w:r>
-    </w:p>
-    <w:p>
-      <w:pPr>
         <w:pBdr>
           <w:bottom w:val="single" w:sz="6" w:space="1" w:color="auto"/>
         </w:pBdr>
@@ -2794,6 +2309,7 @@
           <w:lang w:eastAsia="en-AU"/>
           <w14:ligatures w14:val="none"/>
         </w:rPr>
+        <w:lastRenderedPageBreak/>
         <w:t>📌</w:t>
       </w:r>
       <w:r>
@@ -2993,56 +2509,6 @@
       </w:pPr>
       <w:r>
         <w:rPr>
-          <w:rFonts w:ascii="Times New Roman" w:eastAsia="Times New Roman" w:hAnsi="Times New Roman" w:cs="Times New Roman"/>
-          <w:kern w:val="0"/>
-          <w:lang w:eastAsia="en-AU"/>
-          <w14:ligatures w14:val="none"/>
-        </w:rPr>
-        <w:t xml:space="preserve">Nếu mày muốn, tao có thể viết lại nguyên file </w:t>
-      </w:r>
-      <w:r>
-        <w:rPr>
-          <w:rFonts w:ascii="Times New Roman" w:eastAsia="Times New Roman" w:hAnsi="Times New Roman" w:cs="Times New Roman"/>
-          <w:b/>
-          <w:bCs/>
-          <w:kern w:val="0"/>
-          <w:lang w:eastAsia="en-AU"/>
-          <w14:ligatures w14:val="none"/>
-        </w:rPr>
-        <w:t>POSPage</w:t>
-      </w:r>
-      <w:r>
-        <w:rPr>
-          <w:rFonts w:ascii="Times New Roman" w:eastAsia="Times New Roman" w:hAnsi="Times New Roman" w:cs="Times New Roman"/>
-          <w:kern w:val="0"/>
-          <w:lang w:eastAsia="en-AU"/>
-          <w14:ligatures w14:val="none"/>
-        </w:rPr>
-        <w:t xml:space="preserve"> demo với UI chia tab Coffee/Tea/Cake/Other kèm logic cơ bản để order chạy được luôn.</w:t>
-      </w:r>
-      <w:r>
-        <w:rPr>
-          <w:rFonts w:ascii="Times New Roman" w:eastAsia="Times New Roman" w:hAnsi="Times New Roman" w:cs="Times New Roman"/>
-          <w:kern w:val="0"/>
-          <w:lang w:eastAsia="en-AU"/>
-          <w14:ligatures w14:val="none"/>
-        </w:rPr>
-        <w:br/>
-        <w:t>Mày có muốn tao làm bước đó không?</w:t>
-      </w:r>
-    </w:p>
-    <w:p>
-      <w:pPr>
-        <w:spacing w:before="100" w:beforeAutospacing="1" w:after="100" w:afterAutospacing="1" w:line="240" w:lineRule="auto"/>
-        <w:rPr>
-          <w:rFonts w:ascii="Times New Roman" w:eastAsia="Times New Roman" w:hAnsi="Times New Roman" w:cs="Times New Roman"/>
-          <w:kern w:val="0"/>
-          <w:lang w:eastAsia="en-AU"/>
-          <w14:ligatures w14:val="none"/>
-        </w:rPr>
-      </w:pPr>
-      <w:r>
-        <w:rPr>
           <w:rFonts w:ascii="Segoe UI Emoji" w:eastAsia="Times New Roman" w:hAnsi="Segoe UI Emoji" w:cs="Segoe UI Emoji"/>
           <w:kern w:val="0"/>
           <w:lang w:eastAsia="en-AU"/>
@@ -3426,7 +2892,6 @@
           <w:lang w:eastAsia="en-AU"/>
           <w14:ligatures w14:val="none"/>
         </w:rPr>
-        <w:lastRenderedPageBreak/>
         <w:t>OrderManager</w:t>
       </w:r>
       <w:r>
@@ -3569,56 +3034,6 @@
       </w:pPr>
       <w:r>
         <w:rPr>
-          <w:rFonts w:ascii="Times New Roman" w:eastAsia="Times New Roman" w:hAnsi="Times New Roman" w:cs="Times New Roman"/>
-          <w:kern w:val="0"/>
-          <w:lang w:eastAsia="en-AU"/>
-          <w14:ligatures w14:val="none"/>
-        </w:rPr>
-        <w:t xml:space="preserve">Nếu mày muốn, tao có thể viết lại nguyên </w:t>
-      </w:r>
-      <w:r>
-        <w:rPr>
-          <w:rFonts w:ascii="Times New Roman" w:eastAsia="Times New Roman" w:hAnsi="Times New Roman" w:cs="Times New Roman"/>
-          <w:b/>
-          <w:bCs/>
-          <w:kern w:val="0"/>
-          <w:lang w:eastAsia="en-AU"/>
-          <w14:ligatures w14:val="none"/>
-        </w:rPr>
-        <w:t>AdminPage.tsx</w:t>
-      </w:r>
-      <w:r>
-        <w:rPr>
-          <w:rFonts w:ascii="Times New Roman" w:eastAsia="Times New Roman" w:hAnsi="Times New Roman" w:cs="Times New Roman"/>
-          <w:kern w:val="0"/>
-          <w:lang w:eastAsia="en-AU"/>
-          <w14:ligatures w14:val="none"/>
-        </w:rPr>
-        <w:t xml:space="preserve"> + 4 component con với UI shadcn, table + form mẫu, có kết nối API giả lập luôn.</w:t>
-      </w:r>
-      <w:r>
-        <w:rPr>
-          <w:rFonts w:ascii="Times New Roman" w:eastAsia="Times New Roman" w:hAnsi="Times New Roman" w:cs="Times New Roman"/>
-          <w:kern w:val="0"/>
-          <w:lang w:eastAsia="en-AU"/>
-          <w14:ligatures w14:val="none"/>
-        </w:rPr>
-        <w:br/>
-        <w:t>Mày có muốn tao làm bản nâng cấp đó để dùng ngay không?</w:t>
-      </w:r>
-    </w:p>
-    <w:p>
-      <w:pPr>
-        <w:spacing w:before="100" w:beforeAutospacing="1" w:after="100" w:afterAutospacing="1" w:line="240" w:lineRule="auto"/>
-        <w:rPr>
-          <w:rFonts w:ascii="Times New Roman" w:eastAsia="Times New Roman" w:hAnsi="Times New Roman" w:cs="Times New Roman"/>
-          <w:kern w:val="0"/>
-          <w:lang w:eastAsia="en-AU"/>
-          <w14:ligatures w14:val="none"/>
-        </w:rPr>
-      </w:pPr>
-      <w:r>
-        <w:rPr>
           <w:rFonts w:ascii="Segoe UI Emoji" w:eastAsia="Times New Roman" w:hAnsi="Segoe UI Emoji" w:cs="Segoe UI Emoji"/>
           <w:kern w:val="0"/>
           <w:lang w:eastAsia="en-AU"/>
@@ -3960,172 +3375,6 @@
       </w:pPr>
       <w:r>
         <w:rPr>
-          <w:rFonts w:ascii="Times New Roman" w:eastAsia="Times New Roman" w:hAnsi="Times New Roman" w:cs="Times New Roman"/>
-          <w:kern w:val="0"/>
-          <w:lang w:eastAsia="en-AU"/>
-          <w14:ligatures w14:val="none"/>
-        </w:rPr>
-        <w:t xml:space="preserve">Nếu mày muốn, tao có thể viết lại </w:t>
-      </w:r>
-      <w:r>
-        <w:rPr>
-          <w:rFonts w:ascii="Times New Roman" w:eastAsia="Times New Roman" w:hAnsi="Times New Roman" w:cs="Times New Roman"/>
-          <w:b/>
-          <w:bCs/>
-          <w:kern w:val="0"/>
-          <w:lang w:eastAsia="en-AU"/>
-          <w14:ligatures w14:val="none"/>
-        </w:rPr>
-        <w:t>OrderPage</w:t>
-      </w:r>
-      <w:r>
-        <w:rPr>
-          <w:rFonts w:ascii="Times New Roman" w:eastAsia="Times New Roman" w:hAnsi="Times New Roman" w:cs="Times New Roman"/>
-          <w:kern w:val="0"/>
-          <w:lang w:eastAsia="en-AU"/>
-          <w14:ligatures w14:val="none"/>
-        </w:rPr>
-        <w:t xml:space="preserve"> full tính năng:</w:t>
-      </w:r>
-    </w:p>
-    <w:p>
-      <w:pPr>
-        <w:numPr>
-          <w:ilvl w:val="0"/>
-          <w:numId w:val="10"/>
-        </w:numPr>
-        <w:spacing w:before="100" w:beforeAutospacing="1" w:after="100" w:afterAutospacing="1" w:line="240" w:lineRule="auto"/>
-        <w:rPr>
-          <w:rFonts w:ascii="Times New Roman" w:eastAsia="Times New Roman" w:hAnsi="Times New Roman" w:cs="Times New Roman"/>
-          <w:kern w:val="0"/>
-          <w:lang w:eastAsia="en-AU"/>
-          <w14:ligatures w14:val="none"/>
-        </w:rPr>
-      </w:pPr>
-      <w:r>
-        <w:rPr>
-          <w:rFonts w:ascii="Times New Roman" w:eastAsia="Times New Roman" w:hAnsi="Times New Roman" w:cs="Times New Roman"/>
-          <w:kern w:val="0"/>
-          <w:lang w:eastAsia="en-AU"/>
-          <w14:ligatures w14:val="none"/>
-        </w:rPr>
-        <w:t>Lấy dữ liệu từ API.</w:t>
-      </w:r>
-    </w:p>
-    <w:p>
-      <w:pPr>
-        <w:numPr>
-          <w:ilvl w:val="0"/>
-          <w:numId w:val="10"/>
-        </w:numPr>
-        <w:spacing w:before="100" w:beforeAutospacing="1" w:after="100" w:afterAutospacing="1" w:line="240" w:lineRule="auto"/>
-        <w:rPr>
-          <w:rFonts w:ascii="Times New Roman" w:eastAsia="Times New Roman" w:hAnsi="Times New Roman" w:cs="Times New Roman"/>
-          <w:kern w:val="0"/>
-          <w:lang w:eastAsia="en-AU"/>
-          <w14:ligatures w14:val="none"/>
-        </w:rPr>
-      </w:pPr>
-      <w:r>
-        <w:rPr>
-          <w:rFonts w:ascii="Times New Roman" w:eastAsia="Times New Roman" w:hAnsi="Times New Roman" w:cs="Times New Roman"/>
-          <w:kern w:val="0"/>
-          <w:lang w:eastAsia="en-AU"/>
-          <w14:ligatures w14:val="none"/>
-        </w:rPr>
-        <w:t>Hiển thị sản phẩm trong đơn.</w:t>
-      </w:r>
-    </w:p>
-    <w:p>
-      <w:pPr>
-        <w:numPr>
-          <w:ilvl w:val="0"/>
-          <w:numId w:val="10"/>
-        </w:numPr>
-        <w:spacing w:before="100" w:beforeAutospacing="1" w:after="100" w:afterAutospacing="1" w:line="240" w:lineRule="auto"/>
-        <w:rPr>
-          <w:rFonts w:ascii="Times New Roman" w:eastAsia="Times New Roman" w:hAnsi="Times New Roman" w:cs="Times New Roman"/>
-          <w:kern w:val="0"/>
-          <w:lang w:eastAsia="en-AU"/>
-          <w14:ligatures w14:val="none"/>
-        </w:rPr>
-      </w:pPr>
-      <w:r>
-        <w:rPr>
-          <w:rFonts w:ascii="Times New Roman" w:eastAsia="Times New Roman" w:hAnsi="Times New Roman" w:cs="Times New Roman"/>
-          <w:kern w:val="0"/>
-          <w:lang w:eastAsia="en-AU"/>
-          <w14:ligatures w14:val="none"/>
-        </w:rPr>
-        <w:t>Nút “In hóa đơn” mở PrintBillModal.</w:t>
-      </w:r>
-    </w:p>
-    <w:p>
-      <w:pPr>
-        <w:numPr>
-          <w:ilvl w:val="0"/>
-          <w:numId w:val="10"/>
-        </w:numPr>
-        <w:spacing w:before="100" w:beforeAutospacing="1" w:after="100" w:afterAutospacing="1" w:line="240" w:lineRule="auto"/>
-        <w:rPr>
-          <w:rFonts w:ascii="Times New Roman" w:eastAsia="Times New Roman" w:hAnsi="Times New Roman" w:cs="Times New Roman"/>
-          <w:kern w:val="0"/>
-          <w:lang w:eastAsia="en-AU"/>
-          <w14:ligatures w14:val="none"/>
-        </w:rPr>
-      </w:pPr>
-      <w:r>
-        <w:rPr>
-          <w:rFonts w:ascii="Times New Roman" w:eastAsia="Times New Roman" w:hAnsi="Times New Roman" w:cs="Times New Roman"/>
-          <w:kern w:val="0"/>
-          <w:lang w:eastAsia="en-AU"/>
-          <w14:ligatures w14:val="none"/>
-        </w:rPr>
-        <w:t>Đồng bộ real-time.</w:t>
-      </w:r>
-    </w:p>
-    <w:p>
-      <w:pPr>
-        <w:spacing w:before="100" w:beforeAutospacing="1" w:after="100" w:afterAutospacing="1" w:line="240" w:lineRule="auto"/>
-        <w:rPr>
-          <w:rFonts w:ascii="Times New Roman" w:eastAsia="Times New Roman" w:hAnsi="Times New Roman" w:cs="Times New Roman"/>
-          <w:kern w:val="0"/>
-          <w:lang w:eastAsia="en-AU"/>
-          <w14:ligatures w14:val="none"/>
-        </w:rPr>
-      </w:pPr>
-      <w:r>
-        <w:rPr>
-          <w:rFonts w:ascii="Times New Roman" w:eastAsia="Times New Roman" w:hAnsi="Times New Roman" w:cs="Times New Roman"/>
-          <w:kern w:val="0"/>
-          <w:lang w:eastAsia="en-AU"/>
-          <w14:ligatures w14:val="none"/>
-        </w:rPr>
-        <w:t>Mày có muốn tao làm bản đó luôn không?</w:t>
-      </w:r>
-      <w:r>
-        <w:rPr>
-          <w:rFonts w:ascii="Times New Roman" w:eastAsia="Times New Roman" w:hAnsi="Times New Roman" w:cs="Times New Roman"/>
-          <w:kern w:val="0"/>
-          <w:lang w:eastAsia="en-AU"/>
-          <w14:ligatures w14:val="none"/>
-        </w:rPr>
-        <w:br/>
-        <w:t>Vì nếu làm thì phần Order của mày sẽ dùng được luôn cho POS ↔ Web ↔ App mobile.</w:t>
-      </w:r>
-    </w:p>
-    <w:p>
-      <w:pPr>
-        <w:spacing w:before="100" w:beforeAutospacing="1" w:after="100" w:afterAutospacing="1" w:line="240" w:lineRule="auto"/>
-        <w:rPr>
-          <w:rFonts w:ascii="Times New Roman" w:eastAsia="Times New Roman" w:hAnsi="Times New Roman" w:cs="Times New Roman"/>
-          <w:kern w:val="0"/>
-          <w:lang w:eastAsia="en-AU"/>
-          <w14:ligatures w14:val="none"/>
-        </w:rPr>
-      </w:pPr>
-      <w:r>
-        <w:rPr>
           <w:rFonts w:ascii="Segoe UI Emoji" w:eastAsia="Times New Roman" w:hAnsi="Segoe UI Emoji" w:cs="Segoe UI Emoji"/>
           <w:kern w:val="0"/>
           <w:lang w:eastAsia="en-AU"/>
@@ -4166,6 +3415,7 @@
           <w:lang w:eastAsia="en-AU"/>
           <w14:ligatures w14:val="none"/>
         </w:rPr>
+        <w:lastRenderedPageBreak/>
         <w:t>Modal</w:t>
       </w:r>
     </w:p>
@@ -4340,7 +3590,6 @@
           <w:lang w:eastAsia="en-AU"/>
           <w14:ligatures w14:val="none"/>
         </w:rPr>
-        <w:lastRenderedPageBreak/>
         <w:t>Offline Mode</w:t>
       </w:r>
     </w:p>
@@ -4430,182 +3679,6 @@
       </w:pPr>
       <w:r>
         <w:rPr>
-          <w:rFonts w:ascii="Times New Roman" w:eastAsia="Times New Roman" w:hAnsi="Times New Roman" w:cs="Times New Roman"/>
-          <w:kern w:val="0"/>
-          <w:lang w:eastAsia="en-AU"/>
-          <w14:ligatures w14:val="none"/>
-        </w:rPr>
-        <w:t xml:space="preserve">Nếu mày muốn, tao có thể viết lại nguyên </w:t>
-      </w:r>
-      <w:r>
-        <w:rPr>
-          <w:rFonts w:ascii="Times New Roman" w:eastAsia="Times New Roman" w:hAnsi="Times New Roman" w:cs="Times New Roman"/>
-          <w:b/>
-          <w:bCs/>
-          <w:kern w:val="0"/>
-          <w:lang w:eastAsia="en-AU"/>
-          <w14:ligatures w14:val="none"/>
-        </w:rPr>
-        <w:t>POSPage.tsx</w:t>
-      </w:r>
-      <w:r>
-        <w:rPr>
-          <w:rFonts w:ascii="Times New Roman" w:eastAsia="Times New Roman" w:hAnsi="Times New Roman" w:cs="Times New Roman"/>
-          <w:kern w:val="0"/>
-          <w:lang w:eastAsia="en-AU"/>
-          <w14:ligatures w14:val="none"/>
-        </w:rPr>
-        <w:t xml:space="preserve"> bản hoàn chỉnh:</w:t>
-      </w:r>
-    </w:p>
-    <w:p>
-      <w:pPr>
-        <w:numPr>
-          <w:ilvl w:val="0"/>
-          <w:numId w:val="12"/>
-        </w:numPr>
-        <w:spacing w:before="100" w:beforeAutospacing="1" w:after="100" w:afterAutospacing="1" w:line="240" w:lineRule="auto"/>
-        <w:rPr>
-          <w:rFonts w:ascii="Times New Roman" w:eastAsia="Times New Roman" w:hAnsi="Times New Roman" w:cs="Times New Roman"/>
-          <w:kern w:val="0"/>
-          <w:lang w:eastAsia="en-AU"/>
-          <w14:ligatures w14:val="none"/>
-        </w:rPr>
-      </w:pPr>
-      <w:r>
-        <w:rPr>
-          <w:rFonts w:ascii="Times New Roman" w:eastAsia="Times New Roman" w:hAnsi="Times New Roman" w:cs="Times New Roman"/>
-          <w:kern w:val="0"/>
-          <w:lang w:eastAsia="en-AU"/>
-          <w14:ligatures w14:val="none"/>
-        </w:rPr>
-        <w:t>Có modal Add/Edit product.</w:t>
-      </w:r>
-    </w:p>
-    <w:p>
-      <w:pPr>
-        <w:numPr>
-          <w:ilvl w:val="0"/>
-          <w:numId w:val="12"/>
-        </w:numPr>
-        <w:spacing w:before="100" w:beforeAutospacing="1" w:after="100" w:afterAutospacing="1" w:line="240" w:lineRule="auto"/>
-        <w:rPr>
-          <w:rFonts w:ascii="Times New Roman" w:eastAsia="Times New Roman" w:hAnsi="Times New Roman" w:cs="Times New Roman"/>
-          <w:kern w:val="0"/>
-          <w:lang w:eastAsia="en-AU"/>
-          <w14:ligatures w14:val="none"/>
-        </w:rPr>
-      </w:pPr>
-      <w:r>
-        <w:rPr>
-          <w:rFonts w:ascii="Times New Roman" w:eastAsia="Times New Roman" w:hAnsi="Times New Roman" w:cs="Times New Roman"/>
-          <w:kern w:val="0"/>
-          <w:lang w:eastAsia="en-AU"/>
-          <w14:ligatures w14:val="none"/>
-        </w:rPr>
-        <w:t>Có modal in hóa đơn với mock API.</w:t>
-      </w:r>
-    </w:p>
-    <w:p>
-      <w:pPr>
-        <w:numPr>
-          <w:ilvl w:val="0"/>
-          <w:numId w:val="12"/>
-        </w:numPr>
-        <w:spacing w:before="100" w:beforeAutospacing="1" w:after="100" w:afterAutospacing="1" w:line="240" w:lineRule="auto"/>
-        <w:rPr>
-          <w:rFonts w:ascii="Times New Roman" w:eastAsia="Times New Roman" w:hAnsi="Times New Roman" w:cs="Times New Roman"/>
-          <w:kern w:val="0"/>
-          <w:lang w:eastAsia="en-AU"/>
-          <w14:ligatures w14:val="none"/>
-        </w:rPr>
-      </w:pPr>
-      <w:r>
-        <w:rPr>
-          <w:rFonts w:ascii="Times New Roman" w:eastAsia="Times New Roman" w:hAnsi="Times New Roman" w:cs="Times New Roman"/>
-          <w:kern w:val="0"/>
-          <w:lang w:eastAsia="en-AU"/>
-          <w14:ligatures w14:val="none"/>
-        </w:rPr>
-        <w:t>Kết nối order tới backend.</w:t>
-      </w:r>
-    </w:p>
-    <w:p>
-      <w:pPr>
-        <w:numPr>
-          <w:ilvl w:val="0"/>
-          <w:numId w:val="12"/>
-        </w:numPr>
-        <w:spacing w:before="100" w:beforeAutospacing="1" w:after="100" w:afterAutospacing="1" w:line="240" w:lineRule="auto"/>
-        <w:rPr>
-          <w:rFonts w:ascii="Times New Roman" w:eastAsia="Times New Roman" w:hAnsi="Times New Roman" w:cs="Times New Roman"/>
-          <w:kern w:val="0"/>
-          <w:lang w:eastAsia="en-AU"/>
-          <w14:ligatures w14:val="none"/>
-        </w:rPr>
-      </w:pPr>
-      <w:r>
-        <w:rPr>
-          <w:rFonts w:ascii="Times New Roman" w:eastAsia="Times New Roman" w:hAnsi="Times New Roman" w:cs="Times New Roman"/>
-          <w:kern w:val="0"/>
-          <w:lang w:eastAsia="en-AU"/>
-          <w14:ligatures w14:val="none"/>
-        </w:rPr>
-        <w:t>Giữ UI Loyverse style nhưng nâng cấp với shadcn/ui + animation.</w:t>
-      </w:r>
-    </w:p>
-    <w:p>
-      <w:pPr>
-        <w:spacing w:before="100" w:beforeAutospacing="1" w:after="100" w:afterAutospacing="1" w:line="240" w:lineRule="auto"/>
-        <w:rPr>
-          <w:rFonts w:ascii="Times New Roman" w:eastAsia="Times New Roman" w:hAnsi="Times New Roman" w:cs="Times New Roman"/>
-          <w:kern w:val="0"/>
-          <w:lang w:eastAsia="en-AU"/>
-          <w14:ligatures w14:val="none"/>
-        </w:rPr>
-      </w:pPr>
-      <w:r>
-        <w:rPr>
-          <w:rFonts w:ascii="Times New Roman" w:eastAsia="Times New Roman" w:hAnsi="Times New Roman" w:cs="Times New Roman"/>
-          <w:kern w:val="0"/>
-          <w:lang w:eastAsia="en-AU"/>
-          <w14:ligatures w14:val="none"/>
-        </w:rPr>
-        <w:t>Mày có muốn tao làm bản đó liền không?</w:t>
-      </w:r>
-    </w:p>
-    <w:p>
-      <w:pPr>
-        <w:spacing w:before="100" w:beforeAutospacing="1" w:after="100" w:afterAutospacing="1" w:line="240" w:lineRule="auto"/>
-        <w:rPr>
-          <w:rFonts w:ascii="Times New Roman" w:eastAsia="Times New Roman" w:hAnsi="Times New Roman" w:cs="Times New Roman"/>
-          <w:kern w:val="0"/>
-          <w:lang w:eastAsia="en-AU"/>
-          <w14:ligatures w14:val="none"/>
-        </w:rPr>
-      </w:pPr>
-      <w:r>
-        <w:rPr>
-          <w:rFonts w:ascii="Times New Roman" w:eastAsia="Times New Roman" w:hAnsi="Times New Roman" w:cs="Times New Roman"/>
-          <w:kern w:val="0"/>
-          <w:lang w:eastAsia="en-AU"/>
-          <w14:ligatures w14:val="none"/>
-        </w:rPr>
-        <w:t>Ask ChatGPT</w:t>
-      </w:r>
-    </w:p>
-    <w:p>
-      <w:pPr>
-        <w:spacing w:before="100" w:beforeAutospacing="1" w:after="100" w:afterAutospacing="1" w:line="240" w:lineRule="auto"/>
-        <w:rPr>
-          <w:rFonts w:ascii="Times New Roman" w:eastAsia="Times New Roman" w:hAnsi="Times New Roman" w:cs="Times New Roman"/>
-          <w:kern w:val="0"/>
-          <w:lang w:eastAsia="en-AU"/>
-          <w14:ligatures w14:val="none"/>
-        </w:rPr>
-      </w:pPr>
-      <w:r>
-        <w:rPr>
           <w:rFonts w:ascii="Segoe UI Emoji" w:eastAsia="Times New Roman" w:hAnsi="Segoe UI Emoji" w:cs="Segoe UI Emoji"/>
           <w:kern w:val="0"/>
           <w:lang w:eastAsia="en-AU"/>
@@ -5015,56 +4088,6 @@
       </w:pPr>
       <w:r>
         <w:rPr>
-          <w:rFonts w:ascii="Times New Roman" w:eastAsia="Times New Roman" w:hAnsi="Times New Roman" w:cs="Times New Roman"/>
-          <w:kern w:val="0"/>
-          <w:lang w:eastAsia="en-AU"/>
-          <w14:ligatures w14:val="none"/>
-        </w:rPr>
-        <w:t xml:space="preserve">Mày có muốn tao viết lại </w:t>
-      </w:r>
-      <w:r>
-        <w:rPr>
-          <w:rFonts w:ascii="Times New Roman" w:eastAsia="Times New Roman" w:hAnsi="Times New Roman" w:cs="Times New Roman"/>
-          <w:b/>
-          <w:bCs/>
-          <w:kern w:val="0"/>
-          <w:lang w:eastAsia="en-AU"/>
-          <w14:ligatures w14:val="none"/>
-        </w:rPr>
-        <w:t>POSPage.tsx</w:t>
-      </w:r>
-      <w:r>
-        <w:rPr>
-          <w:rFonts w:ascii="Times New Roman" w:eastAsia="Times New Roman" w:hAnsi="Times New Roman" w:cs="Times New Roman"/>
-          <w:kern w:val="0"/>
-          <w:lang w:eastAsia="en-AU"/>
-          <w14:ligatures w14:val="none"/>
-        </w:rPr>
-        <w:t xml:space="preserve"> hoàn chỉnh với mấy file này để chạy được ngay không?</w:t>
-      </w:r>
-      <w:r>
-        <w:rPr>
-          <w:rFonts w:ascii="Times New Roman" w:eastAsia="Times New Roman" w:hAnsi="Times New Roman" w:cs="Times New Roman"/>
-          <w:kern w:val="0"/>
-          <w:lang w:eastAsia="en-AU"/>
-          <w14:ligatures w14:val="none"/>
-        </w:rPr>
-        <w:br/>
-        <w:t>Tao sẽ cắm luôn modal và kết nối logic add/edit/xoá sản phẩm + order.</w:t>
-      </w:r>
-    </w:p>
-    <w:p>
-      <w:pPr>
-        <w:spacing w:before="100" w:beforeAutospacing="1" w:after="100" w:afterAutospacing="1" w:line="240" w:lineRule="auto"/>
-        <w:rPr>
-          <w:rFonts w:ascii="Times New Roman" w:eastAsia="Times New Roman" w:hAnsi="Times New Roman" w:cs="Times New Roman"/>
-          <w:kern w:val="0"/>
-          <w:lang w:eastAsia="en-AU"/>
-          <w14:ligatures w14:val="none"/>
-        </w:rPr>
-      </w:pPr>
-      <w:r>
-        <w:rPr>
           <w:rFonts w:ascii="Segoe UI Emoji" w:eastAsia="Times New Roman" w:hAnsi="Segoe UI Emoji" w:cs="Segoe UI Emoji"/>
           <w:kern w:val="0"/>
           <w:lang w:eastAsia="en-AU"/>
@@ -5232,69 +4255,1156 @@
           <w14:ligatures w14:val="none"/>
         </w:rPr>
       </w:pPr>
-      <w:r>
-        <w:rPr>
-          <w:rFonts w:ascii="Times New Roman" w:eastAsia="Times New Roman" w:hAnsi="Times New Roman" w:cs="Times New Roman"/>
-          <w:kern w:val="0"/>
-          <w:lang w:eastAsia="en-AU"/>
-          <w14:ligatures w14:val="none"/>
+    </w:p>
+    <w:p>
+      <w:pPr>
+        <w:rPr>
+          <w:b/>
+          <w:bCs/>
+        </w:rPr>
+      </w:pPr>
+      <w:r>
+        <w:rPr>
+          <w:b/>
+          <w:bCs/>
+        </w:rPr>
+        <w:t>4. Điểm yếu</w:t>
+      </w:r>
+    </w:p>
+    <w:p>
+      <w:r>
+        <w:rPr>
+          <w:rFonts w:ascii="Segoe UI Symbol" w:hAnsi="Segoe UI Symbol" w:cs="Segoe UI Symbol"/>
+        </w:rPr>
+        <w:t>⚠</w:t>
+      </w:r>
+      <w:r>
+        <w:t xml:space="preserve"> Chưa có </w:t>
+      </w:r>
+      <w:r>
+        <w:rPr>
+          <w:b/>
+          <w:bCs/>
+        </w:rPr>
+        <w:t>cơ chế phân quyền &amp; license</w:t>
+      </w:r>
+      <w:r>
+        <w:t xml:space="preserve"> → chưa thể bán thương mại ngay.</w:t>
+      </w:r>
+      <w:r>
+        <w:br/>
+      </w:r>
+      <w:r>
+        <w:rPr>
+          <w:rFonts w:ascii="Segoe UI Symbol" w:hAnsi="Segoe UI Symbol" w:cs="Segoe UI Symbol"/>
+        </w:rPr>
+        <w:t>⚠</w:t>
+      </w:r>
+      <w:r>
+        <w:t xml:space="preserve"> </w:t>
+      </w:r>
+      <w:r>
+        <w:rPr>
+          <w:b/>
+          <w:bCs/>
+        </w:rPr>
+        <w:t>Retailer mode</w:t>
+      </w:r>
+      <w:r>
+        <w:t xml:space="preserve"> chưa có, mới tập trung FnB.</w:t>
+      </w:r>
+      <w:r>
+        <w:br/>
+      </w:r>
+      <w:r>
+        <w:rPr>
+          <w:rFonts w:ascii="Segoe UI Symbol" w:hAnsi="Segoe UI Symbol" w:cs="Segoe UI Symbol"/>
         </w:rPr>
         <w:lastRenderedPageBreak/>
-        <w:t xml:space="preserve">Với những component này + mấy file POS, Admin, Order mày gửi, tao đã đủ dữ liệu để build lại </w:t>
-      </w:r>
-      <w:r>
-        <w:rPr>
-          <w:rFonts w:ascii="Times New Roman" w:eastAsia="Times New Roman" w:hAnsi="Times New Roman" w:cs="Times New Roman"/>
-          <w:b/>
-          <w:bCs/>
-          <w:kern w:val="0"/>
-          <w:lang w:eastAsia="en-AU"/>
-          <w14:ligatures w14:val="none"/>
-        </w:rPr>
-        <w:t>POSPage.tsx</w:t>
-      </w:r>
-      <w:r>
-        <w:rPr>
-          <w:rFonts w:ascii="Times New Roman" w:eastAsia="Times New Roman" w:hAnsi="Times New Roman" w:cs="Times New Roman"/>
-          <w:kern w:val="0"/>
-          <w:lang w:eastAsia="en-AU"/>
-          <w14:ligatures w14:val="none"/>
-        </w:rPr>
-        <w:t xml:space="preserve"> hoàn chỉnh có đầy đủ modal, CRUD product, confirm delete, print bill.</w:t>
-      </w:r>
-      <w:r>
-        <w:rPr>
-          <w:rFonts w:ascii="Times New Roman" w:eastAsia="Times New Roman" w:hAnsi="Times New Roman" w:cs="Times New Roman"/>
-          <w:kern w:val="0"/>
-          <w:lang w:eastAsia="en-AU"/>
-          <w14:ligatures w14:val="none"/>
-        </w:rPr>
+        <w:t>⚠</w:t>
+      </w:r>
+      <w:r>
+        <w:t xml:space="preserve"> UI ch</w:t>
+      </w:r>
+      <w:r>
+        <w:rPr>
+          <w:rFonts w:ascii="Aptos" w:hAnsi="Aptos" w:cs="Aptos"/>
+        </w:rPr>
+        <w:t>ư</w:t>
+      </w:r>
+      <w:r>
+        <w:t>a ho</w:t>
+      </w:r>
+      <w:r>
+        <w:rPr>
+          <w:rFonts w:ascii="Aptos" w:hAnsi="Aptos" w:cs="Aptos"/>
+        </w:rPr>
+        <w:t>à</w:t>
+      </w:r>
+      <w:r>
+        <w:t>n to</w:t>
+      </w:r>
+      <w:r>
+        <w:rPr>
+          <w:rFonts w:ascii="Aptos" w:hAnsi="Aptos" w:cs="Aptos"/>
+        </w:rPr>
+        <w:t>à</w:t>
+      </w:r>
+      <w:r>
+        <w:t xml:space="preserve">n </w:t>
+      </w:r>
+      <w:r>
+        <w:rPr>
+          <w:rFonts w:ascii="Aptos" w:hAnsi="Aptos" w:cs="Aptos"/>
+        </w:rPr>
+        <w:t>đ</w:t>
+      </w:r>
+      <w:r>
+        <w:t>ồng nhất (Tailwind vs shadcn/ui).</w:t>
+      </w:r>
+      <w:r>
         <w:br/>
-        <w:t>Muốn tao ráp nguyên bản đó cho mày luôn không?</w:t>
-      </w:r>
-      <w:r>
-        <w:rPr>
-          <w:rFonts w:ascii="Times New Roman" w:eastAsia="Times New Roman" w:hAnsi="Times New Roman" w:cs="Times New Roman"/>
-          <w:kern w:val="0"/>
-          <w:lang w:eastAsia="en-AU"/>
-          <w14:ligatures w14:val="none"/>
-        </w:rPr>
+      </w:r>
+      <w:r>
+        <w:rPr>
+          <w:rFonts w:ascii="Segoe UI Symbol" w:hAnsi="Segoe UI Symbol" w:cs="Segoe UI Symbol"/>
+        </w:rPr>
+        <w:t>⚠</w:t>
+      </w:r>
+      <w:r>
+        <w:t xml:space="preserve"> Ch</w:t>
+      </w:r>
+      <w:r>
+        <w:rPr>
+          <w:rFonts w:ascii="Aptos" w:hAnsi="Aptos" w:cs="Aptos"/>
+        </w:rPr>
+        <w:t>ư</w:t>
+      </w:r>
+      <w:r>
+        <w:t xml:space="preserve">a tối ưu </w:t>
+      </w:r>
+      <w:r>
+        <w:rPr>
+          <w:b/>
+          <w:bCs/>
+        </w:rPr>
+        <w:t>ảnh &amp; hiệu năng load</w:t>
+      </w:r>
+      <w:r>
+        <w:t xml:space="preserve"> (Next Image warnings).</w:t>
+      </w:r>
+      <w:r>
         <w:br/>
-        <w:t>Tao sẽ code để mày copy chạy được ngay.</w:t>
-      </w:r>
-    </w:p>
-    <w:p>
-      <w:pPr>
-        <w:spacing w:before="100" w:beforeAutospacing="1" w:after="100" w:afterAutospacing="1" w:line="240" w:lineRule="auto"/>
-        <w:rPr>
-          <w:rFonts w:ascii="Times New Roman" w:eastAsia="Times New Roman" w:hAnsi="Times New Roman" w:cs="Times New Roman"/>
-          <w:kern w:val="0"/>
-          <w:lang w:eastAsia="en-AU"/>
-          <w14:ligatures w14:val="none"/>
-        </w:rPr>
-      </w:pPr>
+      </w:r>
+      <w:r>
+        <w:rPr>
+          <w:rFonts w:ascii="Segoe UI Symbol" w:hAnsi="Segoe UI Symbol" w:cs="Segoe UI Symbol"/>
+        </w:rPr>
+        <w:t>⚠</w:t>
+      </w:r>
+      <w:r>
+        <w:t xml:space="preserve"> Ch</w:t>
+      </w:r>
+      <w:r>
+        <w:rPr>
+          <w:rFonts w:ascii="Aptos" w:hAnsi="Aptos" w:cs="Aptos"/>
+        </w:rPr>
+        <w:t>ư</w:t>
+      </w:r>
+      <w:r>
+        <w:t>a c</w:t>
+      </w:r>
+      <w:r>
+        <w:rPr>
+          <w:rFonts w:ascii="Aptos" w:hAnsi="Aptos" w:cs="Aptos"/>
+        </w:rPr>
+        <w:t>ó</w:t>
+      </w:r>
+      <w:r>
+        <w:t xml:space="preserve"> </w:t>
+      </w:r>
+      <w:r>
+        <w:rPr>
+          <w:b/>
+          <w:bCs/>
+        </w:rPr>
+        <w:t>order panel</w:t>
+      </w:r>
+      <w:r>
+        <w:t xml:space="preserve"> đầy đủ với edit, long-press, context menu.</w:t>
+      </w:r>
+      <w:r>
+        <w:br/>
+      </w:r>
+      <w:r>
+        <w:rPr>
+          <w:rFonts w:ascii="Segoe UI Symbol" w:hAnsi="Segoe UI Symbol" w:cs="Segoe UI Symbol"/>
+        </w:rPr>
+        <w:t>⚠</w:t>
+      </w:r>
+      <w:r>
+        <w:t xml:space="preserve"> </w:t>
+      </w:r>
+      <w:r>
+        <w:rPr>
+          <w:b/>
+          <w:bCs/>
+        </w:rPr>
+        <w:t>State management</w:t>
+      </w:r>
+      <w:r>
+        <w:t xml:space="preserve"> còn dùng hook cơ bản, chưa dùng Zustand / Redux → khó mở rộng logic.</w:t>
+      </w:r>
+    </w:p>
+    <w:p>
+      <w:r>
+        <w:pict w14:anchorId="39527399">
+          <v:rect id="_x0000_i1031" style="width:0;height:1.5pt" o:hralign="center" o:hrstd="t" o:hr="t" fillcolor="#a0a0a0" stroked="f"/>
+        </w:pict>
+      </w:r>
+    </w:p>
+    <w:p>
+      <w:pPr>
+        <w:rPr>
+          <w:b/>
+          <w:bCs/>
+        </w:rPr>
+      </w:pPr>
+      <w:r>
+        <w:rPr>
+          <w:b/>
+          <w:bCs/>
+        </w:rPr>
+        <w:t>5. Hướng phát triển</w:t>
+      </w:r>
+    </w:p>
+    <w:p>
+      <w:pPr>
+        <w:rPr>
+          <w:b/>
+          <w:bCs/>
+        </w:rPr>
+      </w:pPr>
+      <w:r>
+        <w:rPr>
+          <w:b/>
+          <w:bCs/>
+        </w:rPr>
+        <w:t>Giai đoạn 1 – Hoàn thiện POS FnB</w:t>
+      </w:r>
+    </w:p>
+    <w:p>
+      <w:pPr>
+        <w:numPr>
+          <w:ilvl w:val="0"/>
+          <w:numId w:val="16"/>
+        </w:numPr>
+      </w:pPr>
+      <w:r>
+        <w:rPr>
+          <w:rFonts w:ascii="Segoe UI Emoji" w:hAnsi="Segoe UI Emoji" w:cs="Segoe UI Emoji"/>
+        </w:rPr>
+        <w:t>✅</w:t>
+      </w:r>
+      <w:r>
+        <w:t xml:space="preserve"> Hoàn thiện </w:t>
+      </w:r>
+      <w:r>
+        <w:rPr>
+          <w:b/>
+          <w:bCs/>
+        </w:rPr>
+        <w:t>giao diện sản phẩm</w:t>
+      </w:r>
+      <w:r>
+        <w:t xml:space="preserve"> (đã làm).</w:t>
+      </w:r>
+    </w:p>
+    <w:p>
+      <w:pPr>
+        <w:numPr>
+          <w:ilvl w:val="0"/>
+          <w:numId w:val="16"/>
+        </w:numPr>
+      </w:pPr>
+      <w:r>
+        <w:rPr>
+          <w:rFonts w:ascii="Segoe UI Symbol" w:hAnsi="Segoe UI Symbol" w:cs="Segoe UI Symbol"/>
+        </w:rPr>
+        <w:t>➡</w:t>
+      </w:r>
+      <w:r>
+        <w:t xml:space="preserve"> Hoàn thiện </w:t>
+      </w:r>
+      <w:r>
+        <w:rPr>
+          <w:b/>
+          <w:bCs/>
+        </w:rPr>
+        <w:t>Order Panel</w:t>
+      </w:r>
+      <w:r>
+        <w:t>: thêm sản phẩm, chỉnh số lượng, xoá, long-press để edit.</w:t>
+      </w:r>
+    </w:p>
+    <w:p>
+      <w:pPr>
+        <w:numPr>
+          <w:ilvl w:val="0"/>
+          <w:numId w:val="16"/>
+        </w:numPr>
+      </w:pPr>
+      <w:r>
+        <w:rPr>
+          <w:rFonts w:ascii="Segoe UI Symbol" w:hAnsi="Segoe UI Symbol" w:cs="Segoe UI Symbol"/>
+        </w:rPr>
+        <w:t>➡</w:t>
+      </w:r>
+      <w:r>
+        <w:t xml:space="preserve"> Hoàn thiện </w:t>
+      </w:r>
+      <w:r>
+        <w:rPr>
+          <w:b/>
+          <w:bCs/>
+        </w:rPr>
+        <w:t>in bill</w:t>
+      </w:r>
+      <w:r>
+        <w:t xml:space="preserve"> &amp; </w:t>
+      </w:r>
+      <w:r>
+        <w:rPr>
+          <w:b/>
+          <w:bCs/>
+        </w:rPr>
+        <w:t>tích hợp PrintBillModal</w:t>
+      </w:r>
+      <w:r>
+        <w:t>.</w:t>
+      </w:r>
+    </w:p>
+    <w:p>
+      <w:pPr>
+        <w:numPr>
+          <w:ilvl w:val="0"/>
+          <w:numId w:val="16"/>
+        </w:numPr>
+      </w:pPr>
+      <w:r>
+        <w:rPr>
+          <w:rFonts w:ascii="Segoe UI Symbol" w:hAnsi="Segoe UI Symbol" w:cs="Segoe UI Symbol"/>
+        </w:rPr>
+        <w:t>➡</w:t>
+      </w:r>
+      <w:r>
+        <w:t xml:space="preserve"> Thêm </w:t>
+      </w:r>
+      <w:r>
+        <w:rPr>
+          <w:b/>
+          <w:bCs/>
+        </w:rPr>
+        <w:t>search sản phẩm</w:t>
+      </w:r>
+      <w:r>
+        <w:t xml:space="preserve"> &amp; filter nâng cao.</w:t>
+      </w:r>
+    </w:p>
+    <w:p>
+      <w:pPr>
+        <w:numPr>
+          <w:ilvl w:val="0"/>
+          <w:numId w:val="16"/>
+        </w:numPr>
+      </w:pPr>
+      <w:r>
+        <w:rPr>
+          <w:rFonts w:ascii="Segoe UI Symbol" w:hAnsi="Segoe UI Symbol" w:cs="Segoe UI Symbol"/>
+        </w:rPr>
+        <w:t>➡</w:t>
+      </w:r>
+      <w:r>
+        <w:t xml:space="preserve"> Đồng bộ toàn bộ UI với </w:t>
+      </w:r>
+      <w:r>
+        <w:rPr>
+          <w:b/>
+          <w:bCs/>
+        </w:rPr>
+        <w:t>shadcn/ui</w:t>
+      </w:r>
+      <w:r>
+        <w:t>.</w:t>
+      </w:r>
+    </w:p>
+    <w:p>
+      <w:pPr>
+        <w:rPr>
+          <w:b/>
+          <w:bCs/>
+        </w:rPr>
+      </w:pPr>
+      <w:r>
+        <w:rPr>
+          <w:b/>
+          <w:bCs/>
+        </w:rPr>
+        <w:t>Giai đoạn 2 – Retailer mode</w:t>
+      </w:r>
+    </w:p>
+    <w:p>
+      <w:pPr>
+        <w:numPr>
+          <w:ilvl w:val="0"/>
+          <w:numId w:val="17"/>
+        </w:numPr>
+      </w:pPr>
+      <w:r>
+        <w:rPr>
+          <w:rFonts w:ascii="Segoe UI Symbol" w:hAnsi="Segoe UI Symbol" w:cs="Segoe UI Symbol"/>
+        </w:rPr>
+        <w:t>➡</w:t>
+      </w:r>
+      <w:r>
+        <w:t xml:space="preserve"> Thêm chế độ </w:t>
+      </w:r>
+      <w:r>
+        <w:rPr>
+          <w:b/>
+          <w:bCs/>
+        </w:rPr>
+        <w:t>Retail</w:t>
+      </w:r>
+      <w:r>
+        <w:t>:</w:t>
+      </w:r>
+    </w:p>
+    <w:p>
+      <w:pPr>
+        <w:numPr>
+          <w:ilvl w:val="1"/>
+          <w:numId w:val="17"/>
+        </w:numPr>
+      </w:pPr>
+      <w:r>
+        <w:t>Layout khác (barcode scan, số lượng nhập tay nhanh hơn).</w:t>
+      </w:r>
+    </w:p>
+    <w:p>
+      <w:pPr>
+        <w:numPr>
+          <w:ilvl w:val="1"/>
+          <w:numId w:val="17"/>
+        </w:numPr>
+      </w:pPr>
+      <w:r>
+        <w:t>Tắt/tối giản các tính năng FnB (ghi chú món, bàn số).</w:t>
+      </w:r>
+    </w:p>
+    <w:p>
+      <w:pPr>
+        <w:numPr>
+          <w:ilvl w:val="0"/>
+          <w:numId w:val="17"/>
+        </w:numPr>
+      </w:pPr>
+      <w:r>
+        <w:rPr>
+          <w:rFonts w:ascii="Segoe UI Symbol" w:hAnsi="Segoe UI Symbol" w:cs="Segoe UI Symbol"/>
+        </w:rPr>
+        <w:t>➡</w:t>
+      </w:r>
+      <w:r>
+        <w:t xml:space="preserve"> Cho phép </w:t>
+      </w:r>
+      <w:r>
+        <w:rPr>
+          <w:b/>
+          <w:bCs/>
+        </w:rPr>
+        <w:t>chuyển mode</w:t>
+      </w:r>
+      <w:r>
+        <w:t xml:space="preserve"> từ cài đặt (FnB ↔ Retail).</w:t>
+      </w:r>
+    </w:p>
+    <w:p>
+      <w:pPr>
+        <w:rPr>
+          <w:b/>
+          <w:bCs/>
+        </w:rPr>
+      </w:pPr>
+      <w:r>
+        <w:rPr>
+          <w:b/>
+          <w:bCs/>
+        </w:rPr>
+        <w:t>Giai đoạn 3 – License &amp; Thương mại</w:t>
+      </w:r>
+    </w:p>
+    <w:p>
+      <w:pPr>
+        <w:numPr>
+          <w:ilvl w:val="0"/>
+          <w:numId w:val="18"/>
+        </w:numPr>
+      </w:pPr>
+      <w:r>
+        <w:rPr>
+          <w:rFonts w:ascii="Segoe UI Symbol" w:hAnsi="Segoe UI Symbol" w:cs="Segoe UI Symbol"/>
+        </w:rPr>
+        <w:t>➡</w:t>
+      </w:r>
+      <w:r>
+        <w:t xml:space="preserve"> Cơ chế </w:t>
+      </w:r>
+      <w:r>
+        <w:rPr>
+          <w:b/>
+          <w:bCs/>
+        </w:rPr>
+        <w:t>license key</w:t>
+      </w:r>
+      <w:r>
+        <w:t>:</w:t>
+      </w:r>
+    </w:p>
+    <w:p>
+      <w:pPr>
+        <w:numPr>
+          <w:ilvl w:val="1"/>
+          <w:numId w:val="18"/>
+        </w:numPr>
+      </w:pPr>
+      <w:r>
+        <w:t>Khóa tính năng theo gói mua (FnB only, Retail only, Full).</w:t>
+      </w:r>
+    </w:p>
+    <w:p>
+      <w:pPr>
+        <w:numPr>
+          <w:ilvl w:val="1"/>
+          <w:numId w:val="18"/>
+        </w:numPr>
+      </w:pPr>
+      <w:r>
+        <w:t>Có hạn sử dụng (1 năm).</w:t>
+      </w:r>
+    </w:p>
+    <w:p>
+      <w:pPr>
+        <w:numPr>
+          <w:ilvl w:val="1"/>
+          <w:numId w:val="18"/>
+        </w:numPr>
+      </w:pPr>
+      <w:r>
+        <w:t>Check online/offline.</w:t>
+      </w:r>
+    </w:p>
+    <w:p>
+      <w:pPr>
+        <w:numPr>
+          <w:ilvl w:val="0"/>
+          <w:numId w:val="18"/>
+        </w:numPr>
+      </w:pPr>
+      <w:r>
+        <w:rPr>
+          <w:rFonts w:ascii="Segoe UI Symbol" w:hAnsi="Segoe UI Symbol" w:cs="Segoe UI Symbol"/>
+        </w:rPr>
+        <w:t>➡</w:t>
+      </w:r>
+      <w:r>
+        <w:t xml:space="preserve"> Trang </w:t>
+      </w:r>
+      <w:r>
+        <w:rPr>
+          <w:b/>
+          <w:bCs/>
+        </w:rPr>
+        <w:t>kích hoạt sản phẩm</w:t>
+      </w:r>
+      <w:r>
+        <w:t>.</w:t>
+      </w:r>
+    </w:p>
+    <w:p>
+      <w:pPr>
+        <w:numPr>
+          <w:ilvl w:val="0"/>
+          <w:numId w:val="18"/>
+        </w:numPr>
+      </w:pPr>
+      <w:r>
+        <w:rPr>
+          <w:rFonts w:ascii="Segoe UI Symbol" w:hAnsi="Segoe UI Symbol" w:cs="Segoe UI Symbol"/>
+        </w:rPr>
+        <w:t>➡</w:t>
+      </w:r>
+      <w:r>
+        <w:t xml:space="preserve"> Mã hoá dữ liệu license để tránh crack dễ dàng.</w:t>
+      </w:r>
+    </w:p>
+    <w:p>
+      <w:pPr>
+        <w:rPr>
+          <w:b/>
+          <w:bCs/>
+        </w:rPr>
+      </w:pPr>
+      <w:r>
+        <w:rPr>
+          <w:b/>
+          <w:bCs/>
+        </w:rPr>
+        <w:t>Giai đoạn 4 – Mở rộng &amp; tối ưu</w:t>
+      </w:r>
+    </w:p>
+    <w:p>
+      <w:pPr>
+        <w:numPr>
+          <w:ilvl w:val="0"/>
+          <w:numId w:val="19"/>
+        </w:numPr>
+      </w:pPr>
+      <w:r>
+        <w:rPr>
+          <w:rFonts w:ascii="Segoe UI Symbol" w:hAnsi="Segoe UI Symbol" w:cs="Segoe UI Symbol"/>
+        </w:rPr>
+        <w:t>➡</w:t>
+      </w:r>
+      <w:r>
+        <w:t xml:space="preserve"> Tích hợp </w:t>
+      </w:r>
+      <w:r>
+        <w:rPr>
+          <w:b/>
+          <w:bCs/>
+        </w:rPr>
+        <w:t>database thật</w:t>
+      </w:r>
+      <w:r>
+        <w:t xml:space="preserve"> (PostgreSQL/MySQL).</w:t>
+      </w:r>
+    </w:p>
+    <w:p>
+      <w:pPr>
+        <w:numPr>
+          <w:ilvl w:val="0"/>
+          <w:numId w:val="19"/>
+        </w:numPr>
+      </w:pPr>
+      <w:r>
+        <w:rPr>
+          <w:rFonts w:ascii="Segoe UI Symbol" w:hAnsi="Segoe UI Symbol" w:cs="Segoe UI Symbol"/>
+        </w:rPr>
+        <w:lastRenderedPageBreak/>
+        <w:t>➡</w:t>
+      </w:r>
+      <w:r>
+        <w:t xml:space="preserve"> API bảo mật (JWT, role-based access).</w:t>
+      </w:r>
+    </w:p>
+    <w:p>
+      <w:pPr>
+        <w:numPr>
+          <w:ilvl w:val="0"/>
+          <w:numId w:val="19"/>
+        </w:numPr>
+      </w:pPr>
+      <w:r>
+        <w:rPr>
+          <w:rFonts w:ascii="Segoe UI Symbol" w:hAnsi="Segoe UI Symbol" w:cs="Segoe UI Symbol"/>
+        </w:rPr>
+        <w:t>➡</w:t>
+      </w:r>
+      <w:r>
+        <w:t xml:space="preserve"> </w:t>
+      </w:r>
+      <w:r>
+        <w:rPr>
+          <w:b/>
+          <w:bCs/>
+        </w:rPr>
+        <w:t>Responsive mobile</w:t>
+      </w:r>
+      <w:r>
+        <w:t xml:space="preserve"> để chạy trên tablet.</w:t>
+      </w:r>
+    </w:p>
+    <w:p>
+      <w:pPr>
+        <w:numPr>
+          <w:ilvl w:val="0"/>
+          <w:numId w:val="19"/>
+        </w:numPr>
+      </w:pPr>
+      <w:r>
+        <w:rPr>
+          <w:rFonts w:ascii="Segoe UI Symbol" w:hAnsi="Segoe UI Symbol" w:cs="Segoe UI Symbol"/>
+        </w:rPr>
+        <w:t>➡</w:t>
+      </w:r>
+      <w:r>
+        <w:t xml:space="preserve"> Cải thiện hiệu năng load ảnh (Next Image priority + sizes).</w:t>
+      </w:r>
+    </w:p>
+    <w:p>
+      <w:pPr>
+        <w:numPr>
+          <w:ilvl w:val="0"/>
+          <w:numId w:val="19"/>
+        </w:numPr>
+      </w:pPr>
+      <w:r>
+        <w:rPr>
+          <w:rFonts w:ascii="Segoe UI Symbol" w:hAnsi="Segoe UI Symbol" w:cs="Segoe UI Symbol"/>
+        </w:rPr>
+        <w:t>➡</w:t>
+      </w:r>
+      <w:r>
+        <w:t xml:space="preserve"> Theme manager (chỉnh màu chủ đạo từ setting).</w:t>
+      </w:r>
+    </w:p>
+    <w:p>
+      <w:r>
+        <w:pict w14:anchorId="2B298249">
+          <v:rect id="_x0000_i1032" style="width:0;height:1.5pt" o:hralign="center" o:hrstd="t" o:hr="t" fillcolor="#a0a0a0" stroked="f"/>
+        </w:pict>
+      </w:r>
+    </w:p>
+    <w:p>
+      <w:pPr>
+        <w:rPr>
+          <w:b/>
+          <w:bCs/>
+        </w:rPr>
+      </w:pPr>
+      <w:r>
+        <w:rPr>
+          <w:b/>
+          <w:bCs/>
+        </w:rPr>
+        <w:t>6. Đề xuất kỹ thuật</w:t>
+      </w:r>
+    </w:p>
+    <w:p>
+      <w:pPr>
+        <w:numPr>
+          <w:ilvl w:val="0"/>
+          <w:numId w:val="20"/>
+        </w:numPr>
+      </w:pPr>
+      <w:r>
+        <w:t xml:space="preserve">State management: </w:t>
+      </w:r>
+      <w:r>
+        <w:rPr>
+          <w:b/>
+          <w:bCs/>
+        </w:rPr>
+        <w:t>Zustand</w:t>
+      </w:r>
+      <w:r>
+        <w:t xml:space="preserve"> hoặc </w:t>
+      </w:r>
+      <w:r>
+        <w:rPr>
+          <w:b/>
+          <w:bCs/>
+        </w:rPr>
+        <w:t>Redux Toolkit</w:t>
+      </w:r>
+      <w:r>
+        <w:t>.</w:t>
+      </w:r>
+    </w:p>
+    <w:p>
+      <w:pPr>
+        <w:numPr>
+          <w:ilvl w:val="0"/>
+          <w:numId w:val="20"/>
+        </w:numPr>
+      </w:pPr>
+      <w:r>
+        <w:t xml:space="preserve">UI: Chuyển toàn bộ sang </w:t>
+      </w:r>
+      <w:r>
+        <w:rPr>
+          <w:b/>
+          <w:bCs/>
+        </w:rPr>
+        <w:t>shadcn/ui</w:t>
+      </w:r>
+      <w:r>
+        <w:t xml:space="preserve"> + Tailwind.</w:t>
+      </w:r>
+    </w:p>
+    <w:p>
+      <w:pPr>
+        <w:numPr>
+          <w:ilvl w:val="0"/>
+          <w:numId w:val="20"/>
+        </w:numPr>
+      </w:pPr>
+      <w:r>
+        <w:t xml:space="preserve">API: Sớm chuyển sang </w:t>
+      </w:r>
+      <w:r>
+        <w:rPr>
+          <w:b/>
+          <w:bCs/>
+        </w:rPr>
+        <w:t>Next API Routes</w:t>
+      </w:r>
+      <w:r>
+        <w:t xml:space="preserve"> hoặc backend riêng.</w:t>
+      </w:r>
+    </w:p>
+    <w:p>
+      <w:pPr>
+        <w:numPr>
+          <w:ilvl w:val="0"/>
+          <w:numId w:val="20"/>
+        </w:numPr>
+      </w:pPr>
+      <w:r>
+        <w:t xml:space="preserve">License: Có thể dùng </w:t>
+      </w:r>
+      <w:r>
+        <w:rPr>
+          <w:b/>
+          <w:bCs/>
+        </w:rPr>
+        <w:t>JWT + Encryption</w:t>
+      </w:r>
+      <w:r>
+        <w:t xml:space="preserve"> để bảo mật.</w:t>
+      </w:r>
     </w:p>
     <w:p/>
+    <w:p>
+      <w:pPr>
+        <w:pBdr>
+          <w:bottom w:val="single" w:sz="6" w:space="1" w:color="auto"/>
+        </w:pBdr>
+      </w:pPr>
+    </w:p>
+    <w:p>
+      <w:r>
+        <w:t>## VER.1 – TÁCH ROUTE, GIAO DIỆN (UI/UX ĐẦU TIÊN)</w:t>
+      </w:r>
+    </w:p>
+    <w:p>
+      <w:r>
+        <w:t>### /pos (PC/Tablet)</w:t>
+      </w:r>
+    </w:p>
+    <w:p>
+      <w:r>
+        <w:t>- [] Chuyển sang Next.js App Router (src/app)</w:t>
+      </w:r>
+    </w:p>
+    <w:p>
+      <w:r>
+        <w:t>- [] kết hơp TypeScript + Tailwind + Shadcn/ui</w:t>
+      </w:r>
+    </w:p>
+    <w:p>
+      <w:r>
+        <w:t>- [] Tách route /pos, /order</w:t>
+      </w:r>
+    </w:p>
+    <w:p>
+      <w:r>
+        <w:t>- [] Chia component: CategoryTabs, ProductSearch, ProductList, OrderPanel, OrderItemList</w:t>
+      </w:r>
+    </w:p>
+    <w:p>
+      <w:r>
+        <w:t>- [] Action bar cố định dưới cùng, order list max 10 món, scroll nếu nhiều hơn</w:t>
+      </w:r>
+    </w:p>
+    <w:p>
+      <w:r>
+        <w:t>- [} Thêm ô scan (barcode), auto focus, bấm Space để lấy lại focus</w:t>
+      </w:r>
+    </w:p>
+    <w:p>
+      <w:r>
+        <w:t>- [] UI responsive desktop/tablet</w:t>
+      </w:r>
+    </w:p>
+    <w:p>
+      <w:r>
+        <w:t>- [] Bỏ toàn bộ border/gạch không cần thiết (giao diện mạch lạc)</w:t>
+      </w:r>
+    </w:p>
+    <w:p>
+      <w:r>
+        <w:t>- [] Checklist/coding convention cho team</w:t>
+      </w:r>
+    </w:p>
+    <w:p/>
+    <w:p>
+      <w:r>
+        <w:t>### /order (Mobile)</w:t>
+      </w:r>
+    </w:p>
+    <w:p>
+      <w:r>
+        <w:t>- [ ] Giao diện order cho khách hàng trên mobile</w:t>
+      </w:r>
+    </w:p>
+    <w:p>
+      <w:r>
+        <w:t>- [ ] List đơn, trạng thái, thanh toán cơ bản</w:t>
+      </w:r>
+    </w:p>
+    <w:p/>
+    <w:p>
+      <w:r>
+        <w:t>---</w:t>
+      </w:r>
+    </w:p>
+    <w:p/>
+    <w:p>
+      <w:r>
+        <w:t>## VER.2 – KẾT NỐI BACKEND &amp; DATABASE</w:t>
+      </w:r>
+    </w:p>
+    <w:p>
+      <w:r>
+        <w:t>- [ ] Thiết kế API backend (RESTful)</w:t>
+      </w:r>
+    </w:p>
+    <w:p>
+      <w:r>
+        <w:t>- [ ] Kết nối POS lấy danh sách sản phẩm, add order, update stock</w:t>
+      </w:r>
+    </w:p>
+    <w:p>
+      <w:r>
+        <w:t>- [ ] Lưu log thao tác lên backend</w:t>
+      </w:r>
+    </w:p>
+    <w:p>
+      <w:r>
+        <w:t>- [ ] Xây helper lib cho quản lý order (add, remove, update)</w:t>
+      </w:r>
+    </w:p>
+    <w:p>
+      <w:r>
+        <w:t>- [ ] Xử lý error &amp; loading state khi call API</w:t>
+      </w:r>
+    </w:p>
+    <w:p/>
+    <w:p>
+      <w:r>
+        <w:t>---</w:t>
+      </w:r>
+    </w:p>
+    <w:p/>
+    <w:p>
+      <w:r>
+        <w:t>## VER.3 – ĐỒNG BỘ REALTIME POS ↔ WEB ↔ APP</w:t>
+      </w:r>
+    </w:p>
+    <w:p>
+      <w:r>
+        <w:t>- [ ] Sử dụng websocket hoặc webhook đồng bộ order đa thiết bị</w:t>
+      </w:r>
+    </w:p>
+    <w:p>
+      <w:r>
+        <w:t>- [ ] Đơn web/app tự động hiển thị lên POS</w:t>
+      </w:r>
+    </w:p>
+    <w:p>
+      <w:r>
+        <w:t>- [ ] Sửa/xóa đơn đồng bộ giữa các thiết bị</w:t>
+      </w:r>
+    </w:p>
+    <w:p>
+      <w:r>
+        <w:t>- [ ] Thử nghiệm với nhiều thiết bị đồng thời</w:t>
+      </w:r>
+    </w:p>
+    <w:p/>
+    <w:p>
+      <w:r>
+        <w:t>---</w:t>
+      </w:r>
+    </w:p>
+    <w:p/>
+    <w:p>
+      <w:r>
+        <w:t>## VER.4 – PHÁT TRIỂN APP MOBILE (REACT NATIVE)</w:t>
+      </w:r>
+    </w:p>
+    <w:p>
+      <w:r>
+        <w:t>- [ ] Khởi tạo app React Native (Expo CLI)</w:t>
+      </w:r>
+    </w:p>
+    <w:p>
+      <w:r>
+        <w:t>- [ ] Giao diện order mobile giống web</w:t>
+      </w:r>
+    </w:p>
+    <w:p>
+      <w:r>
+        <w:t>- [ ] Đồng bộ order/product qua API</w:t>
+      </w:r>
+    </w:p>
+    <w:p>
+      <w:r>
+        <w:t>- [ ] Test sync dữ liệu mobile ↔ web ↔ POS</w:t>
+      </w:r>
+    </w:p>
+    <w:p/>
+    <w:p>
+      <w:r>
+        <w:t>---</w:t>
+      </w:r>
+    </w:p>
+    <w:p/>
+    <w:p>
+      <w:r>
+        <w:lastRenderedPageBreak/>
+        <w:t>## VER.5 – PWA &amp; OFFLINE SYNC</w:t>
+      </w:r>
+    </w:p>
+    <w:p>
+      <w:r>
+        <w:t>- [ ] Cấu hình PWA cho POS (service worker, manifest)</w:t>
+      </w:r>
+    </w:p>
+    <w:p>
+      <w:r>
+        <w:t>- [ ] Tích hợp Dexie hoặc PouchDB lưu local</w:t>
+      </w:r>
+    </w:p>
+    <w:p>
+      <w:r>
+        <w:t>- [ ] Tự động sync dữ liệu khi online trở lại</w:t>
+      </w:r>
+    </w:p>
+    <w:p>
+      <w:r>
+        <w:t>- [ ] Kiểm tra conflict khi đồng bộ</w:t>
+      </w:r>
+    </w:p>
+    <w:p/>
+    <w:p>
+      <w:r>
+        <w:t>---</w:t>
+      </w:r>
+    </w:p>
+    <w:p/>
+    <w:p>
+      <w:r>
+        <w:t>## VER.6 – TÍCH HỢP THANH TOÁN &amp; IN BILL</w:t>
+      </w:r>
+    </w:p>
+    <w:p>
+      <w:r>
+        <w:t>- [ ] Tích hợp Linkly EFTPOS hoặc máy POS thật</w:t>
+      </w:r>
+    </w:p>
+    <w:p>
+      <w:r>
+        <w:t>- [ ] In hóa đơn trực tiếp hoặc PDF</w:t>
+      </w:r>
+    </w:p>
+    <w:p>
+      <w:r>
+        <w:t>- [ ] Hỗ trợ in QR/VNPAY/MOMO...</w:t>
+      </w:r>
+    </w:p>
+    <w:p>
+      <w:r>
+        <w:t>- [ ] Cho phép chọn máy in, thiết lập cấu hình bill</w:t>
+      </w:r>
+    </w:p>
+    <w:p/>
+    <w:p>
+      <w:r>
+        <w:t>---</w:t>
+      </w:r>
+    </w:p>
+    <w:p/>
+    <w:p>
+      <w:r>
+        <w:t>## VER.7 – POLISH UI/UX, TEST, HOÀN THIỆN</w:t>
+      </w:r>
+    </w:p>
+    <w:p>
+      <w:r>
+        <w:t>- [ ] Nâng cấp giao diện, tinh chỉnh trải nghiệm thực tế (feedback nhân viên/quản lý)</w:t>
+      </w:r>
+    </w:p>
+    <w:p>
+      <w:r>
+        <w:t>- [ ] Viết unit test cho component chính</w:t>
+      </w:r>
+    </w:p>
+    <w:p>
+      <w:r>
+        <w:t>- [ ] Seed data demo cho sản phẩm/order</w:t>
+      </w:r>
+    </w:p>
+    <w:p>
+      <w:r>
+        <w:t>- [ ] Chuẩn hóa tài liệu, hướng dẫn sử dụng</w:t>
+      </w:r>
+    </w:p>
+    <w:p>
+      <w:r>
+        <w:t>- [ ] Đánh giá lại quy trình, tối ưu thêm nếu cần</w:t>
+      </w:r>
+    </w:p>
+    <w:p/>
+    <w:p>
+      <w:r>
+        <w:t>---</w:t>
+      </w:r>
+    </w:p>
+    <w:p/>
+    <w:p>
+      <w:r>
+        <w:t>## TÍNH NĂNG PHỤ TRỢ / TASK LẶT VẶT</w:t>
+      </w:r>
+    </w:p>
+    <w:p>
+      <w:r>
+        <w:t>- [ ] Thêm âm thanh "beep" khi scan barcode thành công</w:t>
+      </w:r>
+    </w:p>
+    <w:p>
+      <w:r>
+        <w:t>- [ ] Báo lỗi (toast/alert) nếu mã không hợp lệ</w:t>
+      </w:r>
+    </w:p>
+    <w:p>
+      <w:r>
+        <w:lastRenderedPageBreak/>
+        <w:t>- [ ] Thêm animation chuyển tab, highlight sản phẩm vừa add</w:t>
+      </w:r>
+    </w:p>
+    <w:p>
+      <w:r>
+        <w:t>- [ ] Tối ưu thao tác chỉ dùng bàn phím cho POS</w:t>
+      </w:r>
+    </w:p>
+    <w:p>
+      <w:r>
+        <w:t>- [ ] Đổi theme/dark mode (nếu cần)</w:t>
+      </w:r>
+    </w:p>
     <w:sectPr>
       <w:pgSz w:w="11906" w:h="16838"/>
       <w:pgMar w:top="1440" w:right="1440" w:bottom="1440" w:left="1440" w:header="708" w:footer="708" w:gutter="0"/>
@@ -5691,6 +5801,155 @@
     </w:lvl>
   </w:abstractNum>
   <w:abstractNum w:abstractNumId="3" w15:restartNumberingAfterBreak="0">
+    <w:nsid w:val="0DAC2D25"/>
+    <w:multiLevelType w:val="multilevel"/>
+    <w:tmpl w:val="56C6760C"/>
+    <w:lvl w:ilvl="0">
+      <w:start w:val="1"/>
+      <w:numFmt w:val="bullet"/>
+      <w:lvlText w:val=""/>
+      <w:lvlJc w:val="left"/>
+      <w:pPr>
+        <w:tabs>
+          <w:tab w:val="num" w:pos="720"/>
+        </w:tabs>
+        <w:ind w:left="720" w:hanging="360"/>
+      </w:pPr>
+      <w:rPr>
+        <w:rFonts w:ascii="Symbol" w:hAnsi="Symbol" w:hint="default"/>
+        <w:sz w:val="20"/>
+      </w:rPr>
+    </w:lvl>
+    <w:lvl w:ilvl="1" w:tentative="1">
+      <w:start w:val="1"/>
+      <w:numFmt w:val="bullet"/>
+      <w:lvlText w:val="o"/>
+      <w:lvlJc w:val="left"/>
+      <w:pPr>
+        <w:tabs>
+          <w:tab w:val="num" w:pos="1440"/>
+        </w:tabs>
+        <w:ind w:left="1440" w:hanging="360"/>
+      </w:pPr>
+      <w:rPr>
+        <w:rFonts w:ascii="Courier New" w:hAnsi="Courier New" w:hint="default"/>
+        <w:sz w:val="20"/>
+      </w:rPr>
+    </w:lvl>
+    <w:lvl w:ilvl="2" w:tentative="1">
+      <w:start w:val="1"/>
+      <w:numFmt w:val="bullet"/>
+      <w:lvlText w:val=""/>
+      <w:lvlJc w:val="left"/>
+      <w:pPr>
+        <w:tabs>
+          <w:tab w:val="num" w:pos="2160"/>
+        </w:tabs>
+        <w:ind w:left="2160" w:hanging="360"/>
+      </w:pPr>
+      <w:rPr>
+        <w:rFonts w:ascii="Wingdings" w:hAnsi="Wingdings" w:hint="default"/>
+        <w:sz w:val="20"/>
+      </w:rPr>
+    </w:lvl>
+    <w:lvl w:ilvl="3" w:tentative="1">
+      <w:start w:val="1"/>
+      <w:numFmt w:val="bullet"/>
+      <w:lvlText w:val=""/>
+      <w:lvlJc w:val="left"/>
+      <w:pPr>
+        <w:tabs>
+          <w:tab w:val="num" w:pos="2880"/>
+        </w:tabs>
+        <w:ind w:left="2880" w:hanging="360"/>
+      </w:pPr>
+      <w:rPr>
+        <w:rFonts w:ascii="Wingdings" w:hAnsi="Wingdings" w:hint="default"/>
+        <w:sz w:val="20"/>
+      </w:rPr>
+    </w:lvl>
+    <w:lvl w:ilvl="4" w:tentative="1">
+      <w:start w:val="1"/>
+      <w:numFmt w:val="bullet"/>
+      <w:lvlText w:val=""/>
+      <w:lvlJc w:val="left"/>
+      <w:pPr>
+        <w:tabs>
+          <w:tab w:val="num" w:pos="3600"/>
+        </w:tabs>
+        <w:ind w:left="3600" w:hanging="360"/>
+      </w:pPr>
+      <w:rPr>
+        <w:rFonts w:ascii="Wingdings" w:hAnsi="Wingdings" w:hint="default"/>
+        <w:sz w:val="20"/>
+      </w:rPr>
+    </w:lvl>
+    <w:lvl w:ilvl="5" w:tentative="1">
+      <w:start w:val="1"/>
+      <w:numFmt w:val="bullet"/>
+      <w:lvlText w:val=""/>
+      <w:lvlJc w:val="left"/>
+      <w:pPr>
+        <w:tabs>
+          <w:tab w:val="num" w:pos="4320"/>
+        </w:tabs>
+        <w:ind w:left="4320" w:hanging="360"/>
+      </w:pPr>
+      <w:rPr>
+        <w:rFonts w:ascii="Wingdings" w:hAnsi="Wingdings" w:hint="default"/>
+        <w:sz w:val="20"/>
+      </w:rPr>
+    </w:lvl>
+    <w:lvl w:ilvl="6" w:tentative="1">
+      <w:start w:val="1"/>
+      <w:numFmt w:val="bullet"/>
+      <w:lvlText w:val=""/>
+      <w:lvlJc w:val="left"/>
+      <w:pPr>
+        <w:tabs>
+          <w:tab w:val="num" w:pos="5040"/>
+        </w:tabs>
+        <w:ind w:left="5040" w:hanging="360"/>
+      </w:pPr>
+      <w:rPr>
+        <w:rFonts w:ascii="Wingdings" w:hAnsi="Wingdings" w:hint="default"/>
+        <w:sz w:val="20"/>
+      </w:rPr>
+    </w:lvl>
+    <w:lvl w:ilvl="7" w:tentative="1">
+      <w:start w:val="1"/>
+      <w:numFmt w:val="bullet"/>
+      <w:lvlText w:val=""/>
+      <w:lvlJc w:val="left"/>
+      <w:pPr>
+        <w:tabs>
+          <w:tab w:val="num" w:pos="5760"/>
+        </w:tabs>
+        <w:ind w:left="5760" w:hanging="360"/>
+      </w:pPr>
+      <w:rPr>
+        <w:rFonts w:ascii="Wingdings" w:hAnsi="Wingdings" w:hint="default"/>
+        <w:sz w:val="20"/>
+      </w:rPr>
+    </w:lvl>
+    <w:lvl w:ilvl="8" w:tentative="1">
+      <w:start w:val="1"/>
+      <w:numFmt w:val="bullet"/>
+      <w:lvlText w:val=""/>
+      <w:lvlJc w:val="left"/>
+      <w:pPr>
+        <w:tabs>
+          <w:tab w:val="num" w:pos="6480"/>
+        </w:tabs>
+        <w:ind w:left="6480" w:hanging="360"/>
+      </w:pPr>
+      <w:rPr>
+        <w:rFonts w:ascii="Wingdings" w:hAnsi="Wingdings" w:hint="default"/>
+        <w:sz w:val="20"/>
+      </w:rPr>
+    </w:lvl>
+  </w:abstractNum>
+  <w:abstractNum w:abstractNumId="4" w15:restartNumberingAfterBreak="0">
     <w:nsid w:val="1263076E"/>
     <w:multiLevelType w:val="multilevel"/>
     <w:tmpl w:val="854A0BCE"/>
@@ -5807,7 +6066,156 @@
       </w:pPr>
     </w:lvl>
   </w:abstractNum>
-  <w:abstractNum w:abstractNumId="4" w15:restartNumberingAfterBreak="0">
+  <w:abstractNum w:abstractNumId="5" w15:restartNumberingAfterBreak="0">
+    <w:nsid w:val="14B33BF7"/>
+    <w:multiLevelType w:val="multilevel"/>
+    <w:tmpl w:val="8812A166"/>
+    <w:lvl w:ilvl="0">
+      <w:start w:val="1"/>
+      <w:numFmt w:val="bullet"/>
+      <w:lvlText w:val=""/>
+      <w:lvlJc w:val="left"/>
+      <w:pPr>
+        <w:tabs>
+          <w:tab w:val="num" w:pos="720"/>
+        </w:tabs>
+        <w:ind w:left="720" w:hanging="360"/>
+      </w:pPr>
+      <w:rPr>
+        <w:rFonts w:ascii="Symbol" w:hAnsi="Symbol" w:hint="default"/>
+        <w:sz w:val="20"/>
+      </w:rPr>
+    </w:lvl>
+    <w:lvl w:ilvl="1" w:tentative="1">
+      <w:start w:val="1"/>
+      <w:numFmt w:val="bullet"/>
+      <w:lvlText w:val="o"/>
+      <w:lvlJc w:val="left"/>
+      <w:pPr>
+        <w:tabs>
+          <w:tab w:val="num" w:pos="1440"/>
+        </w:tabs>
+        <w:ind w:left="1440" w:hanging="360"/>
+      </w:pPr>
+      <w:rPr>
+        <w:rFonts w:ascii="Courier New" w:hAnsi="Courier New" w:hint="default"/>
+        <w:sz w:val="20"/>
+      </w:rPr>
+    </w:lvl>
+    <w:lvl w:ilvl="2" w:tentative="1">
+      <w:start w:val="1"/>
+      <w:numFmt w:val="bullet"/>
+      <w:lvlText w:val=""/>
+      <w:lvlJc w:val="left"/>
+      <w:pPr>
+        <w:tabs>
+          <w:tab w:val="num" w:pos="2160"/>
+        </w:tabs>
+        <w:ind w:left="2160" w:hanging="360"/>
+      </w:pPr>
+      <w:rPr>
+        <w:rFonts w:ascii="Wingdings" w:hAnsi="Wingdings" w:hint="default"/>
+        <w:sz w:val="20"/>
+      </w:rPr>
+    </w:lvl>
+    <w:lvl w:ilvl="3" w:tentative="1">
+      <w:start w:val="1"/>
+      <w:numFmt w:val="bullet"/>
+      <w:lvlText w:val=""/>
+      <w:lvlJc w:val="left"/>
+      <w:pPr>
+        <w:tabs>
+          <w:tab w:val="num" w:pos="2880"/>
+        </w:tabs>
+        <w:ind w:left="2880" w:hanging="360"/>
+      </w:pPr>
+      <w:rPr>
+        <w:rFonts w:ascii="Wingdings" w:hAnsi="Wingdings" w:hint="default"/>
+        <w:sz w:val="20"/>
+      </w:rPr>
+    </w:lvl>
+    <w:lvl w:ilvl="4" w:tentative="1">
+      <w:start w:val="1"/>
+      <w:numFmt w:val="bullet"/>
+      <w:lvlText w:val=""/>
+      <w:lvlJc w:val="left"/>
+      <w:pPr>
+        <w:tabs>
+          <w:tab w:val="num" w:pos="3600"/>
+        </w:tabs>
+        <w:ind w:left="3600" w:hanging="360"/>
+      </w:pPr>
+      <w:rPr>
+        <w:rFonts w:ascii="Wingdings" w:hAnsi="Wingdings" w:hint="default"/>
+        <w:sz w:val="20"/>
+      </w:rPr>
+    </w:lvl>
+    <w:lvl w:ilvl="5" w:tentative="1">
+      <w:start w:val="1"/>
+      <w:numFmt w:val="bullet"/>
+      <w:lvlText w:val=""/>
+      <w:lvlJc w:val="left"/>
+      <w:pPr>
+        <w:tabs>
+          <w:tab w:val="num" w:pos="4320"/>
+        </w:tabs>
+        <w:ind w:left="4320" w:hanging="360"/>
+      </w:pPr>
+      <w:rPr>
+        <w:rFonts w:ascii="Wingdings" w:hAnsi="Wingdings" w:hint="default"/>
+        <w:sz w:val="20"/>
+      </w:rPr>
+    </w:lvl>
+    <w:lvl w:ilvl="6" w:tentative="1">
+      <w:start w:val="1"/>
+      <w:numFmt w:val="bullet"/>
+      <w:lvlText w:val=""/>
+      <w:lvlJc w:val="left"/>
+      <w:pPr>
+        <w:tabs>
+          <w:tab w:val="num" w:pos="5040"/>
+        </w:tabs>
+        <w:ind w:left="5040" w:hanging="360"/>
+      </w:pPr>
+      <w:rPr>
+        <w:rFonts w:ascii="Wingdings" w:hAnsi="Wingdings" w:hint="default"/>
+        <w:sz w:val="20"/>
+      </w:rPr>
+    </w:lvl>
+    <w:lvl w:ilvl="7" w:tentative="1">
+      <w:start w:val="1"/>
+      <w:numFmt w:val="bullet"/>
+      <w:lvlText w:val=""/>
+      <w:lvlJc w:val="left"/>
+      <w:pPr>
+        <w:tabs>
+          <w:tab w:val="num" w:pos="5760"/>
+        </w:tabs>
+        <w:ind w:left="5760" w:hanging="360"/>
+      </w:pPr>
+      <w:rPr>
+        <w:rFonts w:ascii="Wingdings" w:hAnsi="Wingdings" w:hint="default"/>
+        <w:sz w:val="20"/>
+      </w:rPr>
+    </w:lvl>
+    <w:lvl w:ilvl="8" w:tentative="1">
+      <w:start w:val="1"/>
+      <w:numFmt w:val="bullet"/>
+      <w:lvlText w:val=""/>
+      <w:lvlJc w:val="left"/>
+      <w:pPr>
+        <w:tabs>
+          <w:tab w:val="num" w:pos="6480"/>
+        </w:tabs>
+        <w:ind w:left="6480" w:hanging="360"/>
+      </w:pPr>
+      <w:rPr>
+        <w:rFonts w:ascii="Wingdings" w:hAnsi="Wingdings" w:hint="default"/>
+        <w:sz w:val="20"/>
+      </w:rPr>
+    </w:lvl>
+  </w:abstractNum>
+  <w:abstractNum w:abstractNumId="6" w15:restartNumberingAfterBreak="0">
     <w:nsid w:val="22DD20E2"/>
     <w:multiLevelType w:val="multilevel"/>
     <w:tmpl w:val="84EE2B0C"/>
@@ -5924,7 +6332,7 @@
       </w:pPr>
     </w:lvl>
   </w:abstractNum>
-  <w:abstractNum w:abstractNumId="5" w15:restartNumberingAfterBreak="0">
+  <w:abstractNum w:abstractNumId="7" w15:restartNumberingAfterBreak="0">
     <w:nsid w:val="2E6D4AC0"/>
     <w:multiLevelType w:val="multilevel"/>
     <w:tmpl w:val="C720BF08"/>
@@ -6073,7 +6481,156 @@
       </w:rPr>
     </w:lvl>
   </w:abstractNum>
-  <w:abstractNum w:abstractNumId="6" w15:restartNumberingAfterBreak="0">
+  <w:abstractNum w:abstractNumId="8" w15:restartNumberingAfterBreak="0">
+    <w:nsid w:val="39C6276F"/>
+    <w:multiLevelType w:val="multilevel"/>
+    <w:tmpl w:val="1E18F9F0"/>
+    <w:lvl w:ilvl="0">
+      <w:start w:val="1"/>
+      <w:numFmt w:val="bullet"/>
+      <w:lvlText w:val=""/>
+      <w:lvlJc w:val="left"/>
+      <w:pPr>
+        <w:tabs>
+          <w:tab w:val="num" w:pos="720"/>
+        </w:tabs>
+        <w:ind w:left="720" w:hanging="360"/>
+      </w:pPr>
+      <w:rPr>
+        <w:rFonts w:ascii="Symbol" w:hAnsi="Symbol" w:hint="default"/>
+        <w:sz w:val="20"/>
+      </w:rPr>
+    </w:lvl>
+    <w:lvl w:ilvl="1" w:tentative="1">
+      <w:start w:val="1"/>
+      <w:numFmt w:val="bullet"/>
+      <w:lvlText w:val="o"/>
+      <w:lvlJc w:val="left"/>
+      <w:pPr>
+        <w:tabs>
+          <w:tab w:val="num" w:pos="1440"/>
+        </w:tabs>
+        <w:ind w:left="1440" w:hanging="360"/>
+      </w:pPr>
+      <w:rPr>
+        <w:rFonts w:ascii="Courier New" w:hAnsi="Courier New" w:hint="default"/>
+        <w:sz w:val="20"/>
+      </w:rPr>
+    </w:lvl>
+    <w:lvl w:ilvl="2" w:tentative="1">
+      <w:start w:val="1"/>
+      <w:numFmt w:val="bullet"/>
+      <w:lvlText w:val=""/>
+      <w:lvlJc w:val="left"/>
+      <w:pPr>
+        <w:tabs>
+          <w:tab w:val="num" w:pos="2160"/>
+        </w:tabs>
+        <w:ind w:left="2160" w:hanging="360"/>
+      </w:pPr>
+      <w:rPr>
+        <w:rFonts w:ascii="Wingdings" w:hAnsi="Wingdings" w:hint="default"/>
+        <w:sz w:val="20"/>
+      </w:rPr>
+    </w:lvl>
+    <w:lvl w:ilvl="3" w:tentative="1">
+      <w:start w:val="1"/>
+      <w:numFmt w:val="bullet"/>
+      <w:lvlText w:val=""/>
+      <w:lvlJc w:val="left"/>
+      <w:pPr>
+        <w:tabs>
+          <w:tab w:val="num" w:pos="2880"/>
+        </w:tabs>
+        <w:ind w:left="2880" w:hanging="360"/>
+      </w:pPr>
+      <w:rPr>
+        <w:rFonts w:ascii="Wingdings" w:hAnsi="Wingdings" w:hint="default"/>
+        <w:sz w:val="20"/>
+      </w:rPr>
+    </w:lvl>
+    <w:lvl w:ilvl="4" w:tentative="1">
+      <w:start w:val="1"/>
+      <w:numFmt w:val="bullet"/>
+      <w:lvlText w:val=""/>
+      <w:lvlJc w:val="left"/>
+      <w:pPr>
+        <w:tabs>
+          <w:tab w:val="num" w:pos="3600"/>
+        </w:tabs>
+        <w:ind w:left="3600" w:hanging="360"/>
+      </w:pPr>
+      <w:rPr>
+        <w:rFonts w:ascii="Wingdings" w:hAnsi="Wingdings" w:hint="default"/>
+        <w:sz w:val="20"/>
+      </w:rPr>
+    </w:lvl>
+    <w:lvl w:ilvl="5" w:tentative="1">
+      <w:start w:val="1"/>
+      <w:numFmt w:val="bullet"/>
+      <w:lvlText w:val=""/>
+      <w:lvlJc w:val="left"/>
+      <w:pPr>
+        <w:tabs>
+          <w:tab w:val="num" w:pos="4320"/>
+        </w:tabs>
+        <w:ind w:left="4320" w:hanging="360"/>
+      </w:pPr>
+      <w:rPr>
+        <w:rFonts w:ascii="Wingdings" w:hAnsi="Wingdings" w:hint="default"/>
+        <w:sz w:val="20"/>
+      </w:rPr>
+    </w:lvl>
+    <w:lvl w:ilvl="6" w:tentative="1">
+      <w:start w:val="1"/>
+      <w:numFmt w:val="bullet"/>
+      <w:lvlText w:val=""/>
+      <w:lvlJc w:val="left"/>
+      <w:pPr>
+        <w:tabs>
+          <w:tab w:val="num" w:pos="5040"/>
+        </w:tabs>
+        <w:ind w:left="5040" w:hanging="360"/>
+      </w:pPr>
+      <w:rPr>
+        <w:rFonts w:ascii="Wingdings" w:hAnsi="Wingdings" w:hint="default"/>
+        <w:sz w:val="20"/>
+      </w:rPr>
+    </w:lvl>
+    <w:lvl w:ilvl="7" w:tentative="1">
+      <w:start w:val="1"/>
+      <w:numFmt w:val="bullet"/>
+      <w:lvlText w:val=""/>
+      <w:lvlJc w:val="left"/>
+      <w:pPr>
+        <w:tabs>
+          <w:tab w:val="num" w:pos="5760"/>
+        </w:tabs>
+        <w:ind w:left="5760" w:hanging="360"/>
+      </w:pPr>
+      <w:rPr>
+        <w:rFonts w:ascii="Wingdings" w:hAnsi="Wingdings" w:hint="default"/>
+        <w:sz w:val="20"/>
+      </w:rPr>
+    </w:lvl>
+    <w:lvl w:ilvl="8" w:tentative="1">
+      <w:start w:val="1"/>
+      <w:numFmt w:val="bullet"/>
+      <w:lvlText w:val=""/>
+      <w:lvlJc w:val="left"/>
+      <w:pPr>
+        <w:tabs>
+          <w:tab w:val="num" w:pos="6480"/>
+        </w:tabs>
+        <w:ind w:left="6480" w:hanging="360"/>
+      </w:pPr>
+      <w:rPr>
+        <w:rFonts w:ascii="Wingdings" w:hAnsi="Wingdings" w:hint="default"/>
+        <w:sz w:val="20"/>
+      </w:rPr>
+    </w:lvl>
+  </w:abstractNum>
+  <w:abstractNum w:abstractNumId="9" w15:restartNumberingAfterBreak="0">
     <w:nsid w:val="40AA011E"/>
     <w:multiLevelType w:val="multilevel"/>
     <w:tmpl w:val="F0CEB4C0"/>
@@ -6186,7 +6743,7 @@
       </w:pPr>
     </w:lvl>
   </w:abstractNum>
-  <w:abstractNum w:abstractNumId="7" w15:restartNumberingAfterBreak="0">
+  <w:abstractNum w:abstractNumId="10" w15:restartNumberingAfterBreak="0">
     <w:nsid w:val="41F91EBC"/>
     <w:multiLevelType w:val="multilevel"/>
     <w:tmpl w:val="7BE47F5E"/>
@@ -6303,7 +6860,305 @@
       </w:pPr>
     </w:lvl>
   </w:abstractNum>
-  <w:abstractNum w:abstractNumId="8" w15:restartNumberingAfterBreak="0">
+  <w:abstractNum w:abstractNumId="11" w15:restartNumberingAfterBreak="0">
+    <w:nsid w:val="503134C6"/>
+    <w:multiLevelType w:val="multilevel"/>
+    <w:tmpl w:val="BFF48A46"/>
+    <w:lvl w:ilvl="0">
+      <w:start w:val="1"/>
+      <w:numFmt w:val="bullet"/>
+      <w:lvlText w:val=""/>
+      <w:lvlJc w:val="left"/>
+      <w:pPr>
+        <w:tabs>
+          <w:tab w:val="num" w:pos="720"/>
+        </w:tabs>
+        <w:ind w:left="720" w:hanging="360"/>
+      </w:pPr>
+      <w:rPr>
+        <w:rFonts w:ascii="Symbol" w:hAnsi="Symbol" w:hint="default"/>
+        <w:sz w:val="20"/>
+      </w:rPr>
+    </w:lvl>
+    <w:lvl w:ilvl="1">
+      <w:start w:val="1"/>
+      <w:numFmt w:val="bullet"/>
+      <w:lvlText w:val="o"/>
+      <w:lvlJc w:val="left"/>
+      <w:pPr>
+        <w:tabs>
+          <w:tab w:val="num" w:pos="1440"/>
+        </w:tabs>
+        <w:ind w:left="1440" w:hanging="360"/>
+      </w:pPr>
+      <w:rPr>
+        <w:rFonts w:ascii="Courier New" w:hAnsi="Courier New" w:hint="default"/>
+        <w:sz w:val="20"/>
+      </w:rPr>
+    </w:lvl>
+    <w:lvl w:ilvl="2" w:tentative="1">
+      <w:start w:val="1"/>
+      <w:numFmt w:val="bullet"/>
+      <w:lvlText w:val=""/>
+      <w:lvlJc w:val="left"/>
+      <w:pPr>
+        <w:tabs>
+          <w:tab w:val="num" w:pos="2160"/>
+        </w:tabs>
+        <w:ind w:left="2160" w:hanging="360"/>
+      </w:pPr>
+      <w:rPr>
+        <w:rFonts w:ascii="Wingdings" w:hAnsi="Wingdings" w:hint="default"/>
+        <w:sz w:val="20"/>
+      </w:rPr>
+    </w:lvl>
+    <w:lvl w:ilvl="3" w:tentative="1">
+      <w:start w:val="1"/>
+      <w:numFmt w:val="bullet"/>
+      <w:lvlText w:val=""/>
+      <w:lvlJc w:val="left"/>
+      <w:pPr>
+        <w:tabs>
+          <w:tab w:val="num" w:pos="2880"/>
+        </w:tabs>
+        <w:ind w:left="2880" w:hanging="360"/>
+      </w:pPr>
+      <w:rPr>
+        <w:rFonts w:ascii="Wingdings" w:hAnsi="Wingdings" w:hint="default"/>
+        <w:sz w:val="20"/>
+      </w:rPr>
+    </w:lvl>
+    <w:lvl w:ilvl="4" w:tentative="1">
+      <w:start w:val="1"/>
+      <w:numFmt w:val="bullet"/>
+      <w:lvlText w:val=""/>
+      <w:lvlJc w:val="left"/>
+      <w:pPr>
+        <w:tabs>
+          <w:tab w:val="num" w:pos="3600"/>
+        </w:tabs>
+        <w:ind w:left="3600" w:hanging="360"/>
+      </w:pPr>
+      <w:rPr>
+        <w:rFonts w:ascii="Wingdings" w:hAnsi="Wingdings" w:hint="default"/>
+        <w:sz w:val="20"/>
+      </w:rPr>
+    </w:lvl>
+    <w:lvl w:ilvl="5" w:tentative="1">
+      <w:start w:val="1"/>
+      <w:numFmt w:val="bullet"/>
+      <w:lvlText w:val=""/>
+      <w:lvlJc w:val="left"/>
+      <w:pPr>
+        <w:tabs>
+          <w:tab w:val="num" w:pos="4320"/>
+        </w:tabs>
+        <w:ind w:left="4320" w:hanging="360"/>
+      </w:pPr>
+      <w:rPr>
+        <w:rFonts w:ascii="Wingdings" w:hAnsi="Wingdings" w:hint="default"/>
+        <w:sz w:val="20"/>
+      </w:rPr>
+    </w:lvl>
+    <w:lvl w:ilvl="6" w:tentative="1">
+      <w:start w:val="1"/>
+      <w:numFmt w:val="bullet"/>
+      <w:lvlText w:val=""/>
+      <w:lvlJc w:val="left"/>
+      <w:pPr>
+        <w:tabs>
+          <w:tab w:val="num" w:pos="5040"/>
+        </w:tabs>
+        <w:ind w:left="5040" w:hanging="360"/>
+      </w:pPr>
+      <w:rPr>
+        <w:rFonts w:ascii="Wingdings" w:hAnsi="Wingdings" w:hint="default"/>
+        <w:sz w:val="20"/>
+      </w:rPr>
+    </w:lvl>
+    <w:lvl w:ilvl="7" w:tentative="1">
+      <w:start w:val="1"/>
+      <w:numFmt w:val="bullet"/>
+      <w:lvlText w:val=""/>
+      <w:lvlJc w:val="left"/>
+      <w:pPr>
+        <w:tabs>
+          <w:tab w:val="num" w:pos="5760"/>
+        </w:tabs>
+        <w:ind w:left="5760" w:hanging="360"/>
+      </w:pPr>
+      <w:rPr>
+        <w:rFonts w:ascii="Wingdings" w:hAnsi="Wingdings" w:hint="default"/>
+        <w:sz w:val="20"/>
+      </w:rPr>
+    </w:lvl>
+    <w:lvl w:ilvl="8" w:tentative="1">
+      <w:start w:val="1"/>
+      <w:numFmt w:val="bullet"/>
+      <w:lvlText w:val=""/>
+      <w:lvlJc w:val="left"/>
+      <w:pPr>
+        <w:tabs>
+          <w:tab w:val="num" w:pos="6480"/>
+        </w:tabs>
+        <w:ind w:left="6480" w:hanging="360"/>
+      </w:pPr>
+      <w:rPr>
+        <w:rFonts w:ascii="Wingdings" w:hAnsi="Wingdings" w:hint="default"/>
+        <w:sz w:val="20"/>
+      </w:rPr>
+    </w:lvl>
+  </w:abstractNum>
+  <w:abstractNum w:abstractNumId="12" w15:restartNumberingAfterBreak="0">
+    <w:nsid w:val="5A1A55D2"/>
+    <w:multiLevelType w:val="multilevel"/>
+    <w:tmpl w:val="4E94EB56"/>
+    <w:lvl w:ilvl="0">
+      <w:start w:val="1"/>
+      <w:numFmt w:val="bullet"/>
+      <w:lvlText w:val=""/>
+      <w:lvlJc w:val="left"/>
+      <w:pPr>
+        <w:tabs>
+          <w:tab w:val="num" w:pos="720"/>
+        </w:tabs>
+        <w:ind w:left="720" w:hanging="360"/>
+      </w:pPr>
+      <w:rPr>
+        <w:rFonts w:ascii="Symbol" w:hAnsi="Symbol" w:hint="default"/>
+        <w:sz w:val="20"/>
+      </w:rPr>
+    </w:lvl>
+    <w:lvl w:ilvl="1">
+      <w:start w:val="1"/>
+      <w:numFmt w:val="bullet"/>
+      <w:lvlText w:val="o"/>
+      <w:lvlJc w:val="left"/>
+      <w:pPr>
+        <w:tabs>
+          <w:tab w:val="num" w:pos="1440"/>
+        </w:tabs>
+        <w:ind w:left="1440" w:hanging="360"/>
+      </w:pPr>
+      <w:rPr>
+        <w:rFonts w:ascii="Courier New" w:hAnsi="Courier New" w:hint="default"/>
+        <w:sz w:val="20"/>
+      </w:rPr>
+    </w:lvl>
+    <w:lvl w:ilvl="2" w:tentative="1">
+      <w:start w:val="1"/>
+      <w:numFmt w:val="bullet"/>
+      <w:lvlText w:val=""/>
+      <w:lvlJc w:val="left"/>
+      <w:pPr>
+        <w:tabs>
+          <w:tab w:val="num" w:pos="2160"/>
+        </w:tabs>
+        <w:ind w:left="2160" w:hanging="360"/>
+      </w:pPr>
+      <w:rPr>
+        <w:rFonts w:ascii="Wingdings" w:hAnsi="Wingdings" w:hint="default"/>
+        <w:sz w:val="20"/>
+      </w:rPr>
+    </w:lvl>
+    <w:lvl w:ilvl="3" w:tentative="1">
+      <w:start w:val="1"/>
+      <w:numFmt w:val="bullet"/>
+      <w:lvlText w:val=""/>
+      <w:lvlJc w:val="left"/>
+      <w:pPr>
+        <w:tabs>
+          <w:tab w:val="num" w:pos="2880"/>
+        </w:tabs>
+        <w:ind w:left="2880" w:hanging="360"/>
+      </w:pPr>
+      <w:rPr>
+        <w:rFonts w:ascii="Wingdings" w:hAnsi="Wingdings" w:hint="default"/>
+        <w:sz w:val="20"/>
+      </w:rPr>
+    </w:lvl>
+    <w:lvl w:ilvl="4" w:tentative="1">
+      <w:start w:val="1"/>
+      <w:numFmt w:val="bullet"/>
+      <w:lvlText w:val=""/>
+      <w:lvlJc w:val="left"/>
+      <w:pPr>
+        <w:tabs>
+          <w:tab w:val="num" w:pos="3600"/>
+        </w:tabs>
+        <w:ind w:left="3600" w:hanging="360"/>
+      </w:pPr>
+      <w:rPr>
+        <w:rFonts w:ascii="Wingdings" w:hAnsi="Wingdings" w:hint="default"/>
+        <w:sz w:val="20"/>
+      </w:rPr>
+    </w:lvl>
+    <w:lvl w:ilvl="5" w:tentative="1">
+      <w:start w:val="1"/>
+      <w:numFmt w:val="bullet"/>
+      <w:lvlText w:val=""/>
+      <w:lvlJc w:val="left"/>
+      <w:pPr>
+        <w:tabs>
+          <w:tab w:val="num" w:pos="4320"/>
+        </w:tabs>
+        <w:ind w:left="4320" w:hanging="360"/>
+      </w:pPr>
+      <w:rPr>
+        <w:rFonts w:ascii="Wingdings" w:hAnsi="Wingdings" w:hint="default"/>
+        <w:sz w:val="20"/>
+      </w:rPr>
+    </w:lvl>
+    <w:lvl w:ilvl="6" w:tentative="1">
+      <w:start w:val="1"/>
+      <w:numFmt w:val="bullet"/>
+      <w:lvlText w:val=""/>
+      <w:lvlJc w:val="left"/>
+      <w:pPr>
+        <w:tabs>
+          <w:tab w:val="num" w:pos="5040"/>
+        </w:tabs>
+        <w:ind w:left="5040" w:hanging="360"/>
+      </w:pPr>
+      <w:rPr>
+        <w:rFonts w:ascii="Wingdings" w:hAnsi="Wingdings" w:hint="default"/>
+        <w:sz w:val="20"/>
+      </w:rPr>
+    </w:lvl>
+    <w:lvl w:ilvl="7" w:tentative="1">
+      <w:start w:val="1"/>
+      <w:numFmt w:val="bullet"/>
+      <w:lvlText w:val=""/>
+      <w:lvlJc w:val="left"/>
+      <w:pPr>
+        <w:tabs>
+          <w:tab w:val="num" w:pos="5760"/>
+        </w:tabs>
+        <w:ind w:left="5760" w:hanging="360"/>
+      </w:pPr>
+      <w:rPr>
+        <w:rFonts w:ascii="Wingdings" w:hAnsi="Wingdings" w:hint="default"/>
+        <w:sz w:val="20"/>
+      </w:rPr>
+    </w:lvl>
+    <w:lvl w:ilvl="8" w:tentative="1">
+      <w:start w:val="1"/>
+      <w:numFmt w:val="bullet"/>
+      <w:lvlText w:val=""/>
+      <w:lvlJc w:val="left"/>
+      <w:pPr>
+        <w:tabs>
+          <w:tab w:val="num" w:pos="6480"/>
+        </w:tabs>
+        <w:ind w:left="6480" w:hanging="360"/>
+      </w:pPr>
+      <w:rPr>
+        <w:rFonts w:ascii="Wingdings" w:hAnsi="Wingdings" w:hint="default"/>
+        <w:sz w:val="20"/>
+      </w:rPr>
+    </w:lvl>
+  </w:abstractNum>
+  <w:abstractNum w:abstractNumId="13" w15:restartNumberingAfterBreak="0">
     <w:nsid w:val="5B1D33BF"/>
     <w:multiLevelType w:val="multilevel"/>
     <w:tmpl w:val="A580B9EE"/>
@@ -6452,7 +7307,7 @@
       </w:rPr>
     </w:lvl>
   </w:abstractNum>
-  <w:abstractNum w:abstractNumId="9" w15:restartNumberingAfterBreak="0">
+  <w:abstractNum w:abstractNumId="14" w15:restartNumberingAfterBreak="0">
     <w:nsid w:val="5CBE3084"/>
     <w:multiLevelType w:val="multilevel"/>
     <w:tmpl w:val="0AF60404"/>
@@ -6601,7 +7456,7 @@
       </w:rPr>
     </w:lvl>
   </w:abstractNum>
-  <w:abstractNum w:abstractNumId="10" w15:restartNumberingAfterBreak="0">
+  <w:abstractNum w:abstractNumId="15" w15:restartNumberingAfterBreak="0">
     <w:nsid w:val="62E40D90"/>
     <w:multiLevelType w:val="multilevel"/>
     <w:tmpl w:val="EED29AF6"/>
@@ -6718,7 +7573,7 @@
       </w:pPr>
     </w:lvl>
   </w:abstractNum>
-  <w:abstractNum w:abstractNumId="11" w15:restartNumberingAfterBreak="0">
+  <w:abstractNum w:abstractNumId="16" w15:restartNumberingAfterBreak="0">
     <w:nsid w:val="766372F1"/>
     <w:multiLevelType w:val="multilevel"/>
     <w:tmpl w:val="C5CA621E"/>
@@ -6867,7 +7722,7 @@
       </w:rPr>
     </w:lvl>
   </w:abstractNum>
-  <w:abstractNum w:abstractNumId="12" w15:restartNumberingAfterBreak="0">
+  <w:abstractNum w:abstractNumId="17" w15:restartNumberingAfterBreak="0">
     <w:nsid w:val="7AEC08C6"/>
     <w:multiLevelType w:val="multilevel"/>
     <w:tmpl w:val="A52E6734"/>
@@ -6984,7 +7839,7 @@
       </w:pPr>
     </w:lvl>
   </w:abstractNum>
-  <w:abstractNum w:abstractNumId="13" w15:restartNumberingAfterBreak="0">
+  <w:abstractNum w:abstractNumId="18" w15:restartNumberingAfterBreak="0">
     <w:nsid w:val="7C063CA4"/>
     <w:multiLevelType w:val="multilevel"/>
     <w:tmpl w:val="1C7889E0"/>
@@ -7133,7 +7988,7 @@
       </w:rPr>
     </w:lvl>
   </w:abstractNum>
-  <w:abstractNum w:abstractNumId="14" w15:restartNumberingAfterBreak="0">
+  <w:abstractNum w:abstractNumId="19" w15:restartNumberingAfterBreak="0">
     <w:nsid w:val="7D383092"/>
     <w:multiLevelType w:val="multilevel"/>
     <w:tmpl w:val="2886266C"/>
@@ -7246,50 +8101,189 @@
       </w:pPr>
     </w:lvl>
   </w:abstractNum>
+  <w:abstractNum w:abstractNumId="20" w15:restartNumberingAfterBreak="0">
+    <w:nsid w:val="7E321453"/>
+    <w:multiLevelType w:val="multilevel"/>
+    <w:tmpl w:val="F2BA82CA"/>
+    <w:lvl w:ilvl="0">
+      <w:start w:val="1"/>
+      <w:numFmt w:val="decimal"/>
+      <w:lvlText w:val="%1."/>
+      <w:lvlJc w:val="left"/>
+      <w:pPr>
+        <w:tabs>
+          <w:tab w:val="num" w:pos="720"/>
+        </w:tabs>
+        <w:ind w:left="720" w:hanging="360"/>
+      </w:pPr>
+    </w:lvl>
+    <w:lvl w:ilvl="1">
+      <w:start w:val="1"/>
+      <w:numFmt w:val="bullet"/>
+      <w:lvlText w:val="o"/>
+      <w:lvlJc w:val="left"/>
+      <w:pPr>
+        <w:tabs>
+          <w:tab w:val="num" w:pos="1440"/>
+        </w:tabs>
+        <w:ind w:left="1440" w:hanging="360"/>
+      </w:pPr>
+      <w:rPr>
+        <w:rFonts w:ascii="Courier New" w:hAnsi="Courier New" w:hint="default"/>
+        <w:sz w:val="20"/>
+      </w:rPr>
+    </w:lvl>
+    <w:lvl w:ilvl="2">
+      <w:start w:val="1"/>
+      <w:numFmt w:val="bullet"/>
+      <w:lvlText w:val=""/>
+      <w:lvlJc w:val="left"/>
+      <w:pPr>
+        <w:tabs>
+          <w:tab w:val="num" w:pos="2160"/>
+        </w:tabs>
+        <w:ind w:left="2160" w:hanging="360"/>
+      </w:pPr>
+      <w:rPr>
+        <w:rFonts w:ascii="Wingdings" w:hAnsi="Wingdings" w:hint="default"/>
+        <w:sz w:val="20"/>
+      </w:rPr>
+    </w:lvl>
+    <w:lvl w:ilvl="3" w:tentative="1">
+      <w:start w:val="1"/>
+      <w:numFmt w:val="decimal"/>
+      <w:lvlText w:val="%4."/>
+      <w:lvlJc w:val="left"/>
+      <w:pPr>
+        <w:tabs>
+          <w:tab w:val="num" w:pos="2880"/>
+        </w:tabs>
+        <w:ind w:left="2880" w:hanging="360"/>
+      </w:pPr>
+    </w:lvl>
+    <w:lvl w:ilvl="4" w:tentative="1">
+      <w:start w:val="1"/>
+      <w:numFmt w:val="decimal"/>
+      <w:lvlText w:val="%5."/>
+      <w:lvlJc w:val="left"/>
+      <w:pPr>
+        <w:tabs>
+          <w:tab w:val="num" w:pos="3600"/>
+        </w:tabs>
+        <w:ind w:left="3600" w:hanging="360"/>
+      </w:pPr>
+    </w:lvl>
+    <w:lvl w:ilvl="5" w:tentative="1">
+      <w:start w:val="1"/>
+      <w:numFmt w:val="decimal"/>
+      <w:lvlText w:val="%6."/>
+      <w:lvlJc w:val="left"/>
+      <w:pPr>
+        <w:tabs>
+          <w:tab w:val="num" w:pos="4320"/>
+        </w:tabs>
+        <w:ind w:left="4320" w:hanging="360"/>
+      </w:pPr>
+    </w:lvl>
+    <w:lvl w:ilvl="6" w:tentative="1">
+      <w:start w:val="1"/>
+      <w:numFmt w:val="decimal"/>
+      <w:lvlText w:val="%7."/>
+      <w:lvlJc w:val="left"/>
+      <w:pPr>
+        <w:tabs>
+          <w:tab w:val="num" w:pos="5040"/>
+        </w:tabs>
+        <w:ind w:left="5040" w:hanging="360"/>
+      </w:pPr>
+    </w:lvl>
+    <w:lvl w:ilvl="7" w:tentative="1">
+      <w:start w:val="1"/>
+      <w:numFmt w:val="decimal"/>
+      <w:lvlText w:val="%8."/>
+      <w:lvlJc w:val="left"/>
+      <w:pPr>
+        <w:tabs>
+          <w:tab w:val="num" w:pos="5760"/>
+        </w:tabs>
+        <w:ind w:left="5760" w:hanging="360"/>
+      </w:pPr>
+    </w:lvl>
+    <w:lvl w:ilvl="8" w:tentative="1">
+      <w:start w:val="1"/>
+      <w:numFmt w:val="decimal"/>
+      <w:lvlText w:val="%9."/>
+      <w:lvlJc w:val="left"/>
+      <w:pPr>
+        <w:tabs>
+          <w:tab w:val="num" w:pos="6480"/>
+        </w:tabs>
+        <w:ind w:left="6480" w:hanging="360"/>
+      </w:pPr>
+    </w:lvl>
+  </w:abstractNum>
   <w:num w:numId="1" w16cid:durableId="685988352">
-    <w:abstractNumId w:val="5"/>
+    <w:abstractNumId w:val="7"/>
   </w:num>
   <w:num w:numId="2" w16cid:durableId="1563521927">
-    <w:abstractNumId w:val="13"/>
+    <w:abstractNumId w:val="18"/>
   </w:num>
   <w:num w:numId="3" w16cid:durableId="1151873349">
-    <w:abstractNumId w:val="9"/>
+    <w:abstractNumId w:val="14"/>
   </w:num>
   <w:num w:numId="4" w16cid:durableId="471604308">
-    <w:abstractNumId w:val="10"/>
+    <w:abstractNumId w:val="15"/>
   </w:num>
   <w:num w:numId="5" w16cid:durableId="1664315472">
     <w:abstractNumId w:val="0"/>
   </w:num>
   <w:num w:numId="6" w16cid:durableId="1474524367">
-    <w:abstractNumId w:val="12"/>
+    <w:abstractNumId w:val="17"/>
   </w:num>
   <w:num w:numId="7" w16cid:durableId="813834571">
-    <w:abstractNumId w:val="14"/>
+    <w:abstractNumId w:val="19"/>
   </w:num>
   <w:num w:numId="8" w16cid:durableId="1883595771">
-    <w:abstractNumId w:val="7"/>
+    <w:abstractNumId w:val="10"/>
   </w:num>
   <w:num w:numId="9" w16cid:durableId="361907300">
-    <w:abstractNumId w:val="3"/>
+    <w:abstractNumId w:val="4"/>
   </w:num>
   <w:num w:numId="10" w16cid:durableId="1696928185">
     <w:abstractNumId w:val="1"/>
   </w:num>
   <w:num w:numId="11" w16cid:durableId="1863321558">
-    <w:abstractNumId w:val="4"/>
+    <w:abstractNumId w:val="6"/>
   </w:num>
   <w:num w:numId="12" w16cid:durableId="820998289">
-    <w:abstractNumId w:val="8"/>
+    <w:abstractNumId w:val="13"/>
   </w:num>
   <w:num w:numId="13" w16cid:durableId="1511021696">
     <w:abstractNumId w:val="2"/>
   </w:num>
   <w:num w:numId="14" w16cid:durableId="1325431837">
+    <w:abstractNumId w:val="16"/>
+  </w:num>
+  <w:num w:numId="15" w16cid:durableId="1465152876">
+    <w:abstractNumId w:val="9"/>
+  </w:num>
+  <w:num w:numId="16" w16cid:durableId="69424378">
+    <w:abstractNumId w:val="8"/>
+  </w:num>
+  <w:num w:numId="17" w16cid:durableId="118576726">
     <w:abstractNumId w:val="11"/>
   </w:num>
-  <w:num w:numId="15" w16cid:durableId="1465152876">
-    <w:abstractNumId w:val="6"/>
+  <w:num w:numId="18" w16cid:durableId="1954242723">
+    <w:abstractNumId w:val="12"/>
+  </w:num>
+  <w:num w:numId="19" w16cid:durableId="326519693">
+    <w:abstractNumId w:val="3"/>
+  </w:num>
+  <w:num w:numId="20" w16cid:durableId="577324026">
+    <w:abstractNumId w:val="5"/>
+  </w:num>
+  <w:num w:numId="21" w16cid:durableId="337542086">
+    <w:abstractNumId w:val="20"/>
   </w:num>
 </w:numbering>
 </file>
